--- a/lessons/3-1/downloads/reveal/teacher/3.1-session-2-prerequisite-practice-a.docx
+++ b/lessons/3-1/downloads/reveal/teacher/3.1-session-2-prerequisite-practice-a.docx
@@ -15,10 +15,28 @@
         <w:rPr>
           <w:rFonts w:ascii="Avenir Next" w:hAnsi="Avenir Next" w:cs="Avenir Next" w:eastAsia="Avenir Next"/>
           <w:color w:val="1A1A1A"/>
+          <w:sz w:val="22"/>
+          <w:szCs w:val="20"/>
+        </w:rPr>
+        <w:t xml:space="preserve">Name</w:t>
+      </w:r>
+      <w:r>
+        <w:rPr>
+          <w:rFonts w:ascii="Avenir Next" w:hAnsi="Avenir Next" w:cs="Avenir Next" w:eastAsia="Avenir Next"/>
+          <w:color w:val="1A1A1A"/>
           <w:sz w:val="20"/>
           <w:szCs w:val="20"/>
         </w:rPr>
-        <w:t xml:space="preserve">Name</w:t>
+        <w:tab/>
+      </w:r>
+      <w:r>
+        <w:rPr>
+          <w:rFonts w:ascii="Avenir Next" w:hAnsi="Avenir Next" w:cs="Avenir Next" w:eastAsia="Avenir Next"/>
+          <w:color w:val="1A1A1A"/>
+          <w:sz w:val="22"/>
+          <w:szCs w:val="20"/>
+        </w:rPr>
+        <w:t xml:space="preserve">   Date</w:t>
       </w:r>
       <w:r>
         <w:rPr>
@@ -33,25 +51,7 @@
         <w:rPr>
           <w:rFonts w:ascii="Avenir Next" w:hAnsi="Avenir Next" w:cs="Avenir Next" w:eastAsia="Avenir Next"/>
           <w:color w:val="1A1A1A"/>
-          <w:sz w:val="20"/>
-          <w:szCs w:val="20"/>
-        </w:rPr>
-        <w:t xml:space="preserve">   Date</w:t>
-      </w:r>
-      <w:r>
-        <w:rPr>
-          <w:rFonts w:ascii="Avenir Next" w:hAnsi="Avenir Next" w:cs="Avenir Next" w:eastAsia="Avenir Next"/>
-          <w:color w:val="1A1A1A"/>
-          <w:sz w:val="20"/>
-          <w:szCs w:val="20"/>
-        </w:rPr>
-        <w:tab/>
-      </w:r>
-      <w:r>
-        <w:rPr>
-          <w:rFonts w:ascii="Avenir Next" w:hAnsi="Avenir Next" w:cs="Avenir Next" w:eastAsia="Avenir Next"/>
-          <w:color w:val="1A1A1A"/>
-          <w:sz w:val="20"/>
+          <w:sz w:val="22"/>
           <w:szCs w:val="20"/>
         </w:rPr>
         <w:t xml:space="preserve">   Period</w:t>
@@ -78,7 +78,7 @@
           <w:caps/>
           <w:color w:val="003A70"/>
           <w:spacing w:val="12"/>
-          <w:sz w:val="19"/>
+          <w:sz w:val="22"/>
           <w:szCs w:val="19"/>
         </w:rPr>
         <w:t xml:space="preserve">Lesson 3-1  ·  Session 2  ·  Prerequisite Practice A  ·  Skill 1 of 2</w:t>
@@ -86,6 +86,7 @@
     </w:p>
     <w:p>
       <w:pPr>
+        <w:pStyle w:val="Heading1"/>
         <w:keepNext/>
         <w:spacing w:before="0" w:after="10" w:line="240" w:lineRule="auto"/>
       </w:pPr>
@@ -111,7 +112,7 @@
         <w:rPr>
           <w:rFonts w:ascii="Avenir Next" w:hAnsi="Avenir Next" w:cs="Avenir Next" w:eastAsia="Avenir Next"/>
           <w:color w:val="5A5F66"/>
-          <w:sz w:val="17"/>
+          <w:sz w:val="22"/>
           <w:szCs w:val="17"/>
         </w:rPr>
         <w:t xml:space="preserve">Builds on Grade 3 · 3.OA.C.7</w:t>
@@ -154,6 +155,7 @@
           </w:tcPr>
           <w:p>
             <w:pPr>
+              <w:pStyle w:val="Heading2"/>
               <w:spacing w:before="0" w:after="0" w:line="252" w:lineRule="auto"/>
             </w:pPr>
             <w:r>
@@ -183,7 +185,7 @@
               <w:rPr>
                 <w:rFonts w:ascii="Avenir Next" w:hAnsi="Avenir Next" w:cs="Avenir Next" w:eastAsia="Avenir Next"/>
                 <w:color w:val="1A1A1A"/>
-                <w:sz w:val="20"/>
+                <w:sz w:val="22"/>
                 <w:szCs w:val="20"/>
               </w:rPr>
               <w:t xml:space="preserve">With 5 cups in every box, you count the cranberry boxes by 5s: 5, 10, 15.</w:t>
@@ -203,6 +205,7 @@
           </w:tcPr>
           <w:p>
             <w:pPr>
+              <w:pStyle w:val="Heading2"/>
               <w:spacing w:before="0" w:after="0" w:line="252" w:lineRule="auto"/>
             </w:pPr>
             <w:r>
@@ -232,7 +235,7 @@
               <w:rPr>
                 <w:rFonts w:ascii="Avenir Next" w:hAnsi="Avenir Next" w:cs="Avenir Next" w:eastAsia="Avenir Next"/>
                 <w:color w:val="1A1A1A"/>
-                <w:sz w:val="20"/>
+                <w:sz w:val="22"/>
                 <w:szCs w:val="20"/>
               </w:rPr>
               <w:t xml:space="preserve">Skip-count to find the total of equal boxes, like 3 boxes of 5.  </w:t>
@@ -242,7 +245,7 @@
                 <w:rFonts w:ascii="Avenir Next" w:hAnsi="Avenir Next" w:cs="Avenir Next" w:eastAsia="Avenir Next"/>
                 <w:b/>
                 <w:color w:val="1A1A1A"/>
-                <w:sz w:val="20"/>
+                <w:sz w:val="22"/>
                 <w:szCs w:val="20"/>
               </w:rPr>
               <w:t xml:space="preserve">You will use it in Practice Form A, problems 1 and 3.</w:t>
@@ -253,6 +256,7 @@
     </w:tbl>
     <w:p>
       <w:pPr>
+        <w:pStyle w:val="Heading2"/>
         <w:keepNext/>
         <w:pBdr>
           <w:bottom w:val="single" w:sz="8" w:space="3" w:color="003A70"/>
@@ -268,7 +272,7 @@
           <w:b/>
           <w:color w:val="003A70"/>
           <w:spacing w:val="14"/>
-          <w:sz w:val="19"/>
+          <w:sz w:val="22"/>
           <w:szCs w:val="19"/>
         </w:rPr>
         <w:t xml:space="preserve">STEPS TO FOLLOW</w:t>
@@ -287,7 +291,7 @@
           <w:rFonts w:ascii="Avenir Next" w:hAnsi="Avenir Next" w:cs="Avenir Next" w:eastAsia="Avenir Next"/>
           <w:i/>
           <w:color w:val="5A5F66"/>
-          <w:sz w:val="17"/>
+          <w:sz w:val="22"/>
           <w:szCs w:val="17"/>
         </w:rPr>
         <w:t xml:space="preserve">use these same steps on every problem</w:t>
@@ -329,6 +333,7 @@
           </w:tcPr>
           <w:p>
             <w:pPr>
+              <w:pStyle w:val="Heading1"/>
               <w:spacing w:before="0" w:after="0" w:line="240" w:lineRule="auto"/>
               <w:jc w:val="center"/>
             </w:pPr>
@@ -357,7 +362,7 @@
               <w:rPr>
                 <w:rFonts w:ascii="Avenir Next" w:hAnsi="Avenir Next" w:cs="Avenir Next" w:eastAsia="Avenir Next"/>
                 <w:color w:val="1A1A1A"/>
-                <w:sz w:val="21"/>
+                <w:sz w:val="22"/>
                 <w:szCs w:val="21"/>
               </w:rPr>
               <w:t xml:space="preserve">Find the </w:t>
@@ -367,7 +372,7 @@
                 <w:rFonts w:ascii="Avenir Next" w:hAnsi="Avenir Next" w:cs="Avenir Next" w:eastAsia="Avenir Next"/>
                 <w:b/>
                 <w:color w:val="1A1A1A"/>
-                <w:sz w:val="21"/>
+                <w:sz w:val="22"/>
                 <w:szCs w:val="21"/>
               </w:rPr>
               <w:t xml:space="preserve">amount</w:t>
@@ -376,7 +381,7 @@
               <w:rPr>
                 <w:rFonts w:ascii="Avenir Next" w:hAnsi="Avenir Next" w:cs="Avenir Next" w:eastAsia="Avenir Next"/>
                 <w:color w:val="1A1A1A"/>
-                <w:sz w:val="21"/>
+                <w:sz w:val="22"/>
                 <w:szCs w:val="21"/>
               </w:rPr>
               <w:t xml:space="preserve"> in one box.</w:t>
@@ -395,6 +400,7 @@
           </w:tcPr>
           <w:p>
             <w:pPr>
+              <w:pStyle w:val="Heading1"/>
               <w:spacing w:before="0" w:after="0" w:line="240" w:lineRule="auto"/>
               <w:jc w:val="center"/>
             </w:pPr>
@@ -424,7 +430,7 @@
                 <w:rFonts w:ascii="Avenir Next" w:hAnsi="Avenir Next" w:cs="Avenir Next" w:eastAsia="Avenir Next"/>
                 <w:b/>
                 <w:color w:val="1A1A1A"/>
-                <w:sz w:val="21"/>
+                <w:sz w:val="22"/>
                 <w:szCs w:val="21"/>
               </w:rPr>
               <w:t xml:space="preserve">Skip-count</w:t>
@@ -433,7 +439,7 @@
               <w:rPr>
                 <w:rFonts w:ascii="Avenir Next" w:hAnsi="Avenir Next" w:cs="Avenir Next" w:eastAsia="Avenir Next"/>
                 <w:color w:val="1A1A1A"/>
-                <w:sz w:val="21"/>
+                <w:sz w:val="22"/>
                 <w:szCs w:val="21"/>
               </w:rPr>
               <w:t xml:space="preserve"> by that amount, one count per box.</w:t>
@@ -452,6 +458,7 @@
           </w:tcPr>
           <w:p>
             <w:pPr>
+              <w:pStyle w:val="Heading1"/>
               <w:spacing w:before="0" w:after="0" w:line="240" w:lineRule="auto"/>
               <w:jc w:val="center"/>
             </w:pPr>
@@ -480,7 +487,7 @@
               <w:rPr>
                 <w:rFonts w:ascii="Avenir Next" w:hAnsi="Avenir Next" w:cs="Avenir Next" w:eastAsia="Avenir Next"/>
                 <w:color w:val="1A1A1A"/>
-                <w:sz w:val="21"/>
+                <w:sz w:val="22"/>
                 <w:szCs w:val="21"/>
               </w:rPr>
               <w:t xml:space="preserve">The </w:t>
@@ -490,7 +497,7 @@
                 <w:rFonts w:ascii="Avenir Next" w:hAnsi="Avenir Next" w:cs="Avenir Next" w:eastAsia="Avenir Next"/>
                 <w:b/>
                 <w:color w:val="1A1A1A"/>
-                <w:sz w:val="21"/>
+                <w:sz w:val="22"/>
                 <w:szCs w:val="21"/>
               </w:rPr>
               <w:t xml:space="preserve">last number</w:t>
@@ -499,7 +506,7 @@
               <w:rPr>
                 <w:rFonts w:ascii="Avenir Next" w:hAnsi="Avenir Next" w:cs="Avenir Next" w:eastAsia="Avenir Next"/>
                 <w:color w:val="1A1A1A"/>
-                <w:sz w:val="21"/>
+                <w:sz w:val="22"/>
                 <w:szCs w:val="21"/>
               </w:rPr>
               <w:t xml:space="preserve"> is the total.</w:t>
@@ -510,6 +517,7 @@
     </w:tbl>
     <w:p>
       <w:pPr>
+        <w:pStyle w:val="Heading2"/>
         <w:keepNext/>
         <w:pBdr>
           <w:bottom w:val="single" w:sz="8" w:space="3" w:color="003A70"/>
@@ -525,7 +533,7 @@
           <w:b/>
           <w:color w:val="003A70"/>
           <w:spacing w:val="14"/>
-          <w:sz w:val="19"/>
+          <w:sz w:val="22"/>
           <w:szCs w:val="19"/>
         </w:rPr>
         <w:t xml:space="preserve">WATCH ME</w:t>
@@ -544,7 +552,7 @@
           <w:rFonts w:ascii="Avenir Next" w:hAnsi="Avenir Next" w:cs="Avenir Next" w:eastAsia="Avenir Next"/>
           <w:i/>
           <w:color w:val="5A5F66"/>
-          <w:sz w:val="17"/>
+          <w:sz w:val="22"/>
           <w:szCs w:val="17"/>
         </w:rPr>
         <w:t xml:space="preserve">the steps in action</w:t>
@@ -593,7 +601,7 @@
                 <w:rFonts w:ascii="Avenir Next" w:hAnsi="Avenir Next" w:cs="Avenir Next" w:eastAsia="Avenir Next"/>
                 <w:b/>
                 <w:color w:val="1A1A1A"/>
-                <w:sz w:val="21"/>
+                <w:sz w:val="22"/>
                 <w:szCs w:val="21"/>
               </w:rPr>
               <w:t xml:space="preserve">There are 3 boxes with 5 cups in each. How many cups?</w:t>
@@ -612,25 +620,25 @@
                 <w:rFonts w:ascii="Avenir Next" w:hAnsi="Avenir Next" w:cs="Avenir Next" w:eastAsia="Avenir Next"/>
                 <w:b/>
                 <w:color w:val="003A70"/>
+                <w:sz w:val="22"/>
+                <w:szCs w:val="19"/>
+              </w:rPr>
+              <w:t xml:space="preserve">Step 1</w:t>
+            </w:r>
+            <w:r>
+              <w:rPr>
+                <w:rFonts w:ascii="Avenir Next" w:hAnsi="Avenir Next" w:cs="Avenir Next" w:eastAsia="Avenir Next"/>
+                <w:color w:val="1A1A1A"/>
                 <w:sz w:val="19"/>
                 <w:szCs w:val="19"/>
               </w:rPr>
-              <w:t xml:space="preserve">Step 1</w:t>
-            </w:r>
-            <w:r>
-              <w:rPr>
-                <w:rFonts w:ascii="Avenir Next" w:hAnsi="Avenir Next" w:cs="Avenir Next" w:eastAsia="Avenir Next"/>
-                <w:color w:val="1A1A1A"/>
-                <w:sz w:val="19"/>
-                <w:szCs w:val="19"/>
-              </w:rPr>
               <w:tab/>
             </w:r>
             <w:r>
               <w:rPr>
                 <w:rFonts w:ascii="Avenir Next" w:hAnsi="Avenir Next" w:cs="Avenir Next" w:eastAsia="Avenir Next"/>
                 <w:color w:val="1A1A1A"/>
-                <w:sz w:val="21"/>
+                <w:sz w:val="22"/>
                 <w:szCs w:val="21"/>
               </w:rPr>
               <w:t xml:space="preserve">One box is 5.</w:t>
@@ -649,25 +657,25 @@
                 <w:rFonts w:ascii="Avenir Next" w:hAnsi="Avenir Next" w:cs="Avenir Next" w:eastAsia="Avenir Next"/>
                 <w:b/>
                 <w:color w:val="003A70"/>
+                <w:sz w:val="22"/>
+                <w:szCs w:val="19"/>
+              </w:rPr>
+              <w:t xml:space="preserve">Step 2</w:t>
+            </w:r>
+            <w:r>
+              <w:rPr>
+                <w:rFonts w:ascii="Avenir Next" w:hAnsi="Avenir Next" w:cs="Avenir Next" w:eastAsia="Avenir Next"/>
+                <w:color w:val="1A1A1A"/>
                 <w:sz w:val="19"/>
                 <w:szCs w:val="19"/>
               </w:rPr>
-              <w:t xml:space="preserve">Step 2</w:t>
-            </w:r>
-            <w:r>
-              <w:rPr>
-                <w:rFonts w:ascii="Avenir Next" w:hAnsi="Avenir Next" w:cs="Avenir Next" w:eastAsia="Avenir Next"/>
-                <w:color w:val="1A1A1A"/>
-                <w:sz w:val="19"/>
-                <w:szCs w:val="19"/>
-              </w:rPr>
               <w:tab/>
             </w:r>
             <w:r>
               <w:rPr>
                 <w:rFonts w:ascii="Avenir Next" w:hAnsi="Avenir Next" w:cs="Avenir Next" w:eastAsia="Avenir Next"/>
                 <w:color w:val="1A1A1A"/>
-                <w:sz w:val="21"/>
+                <w:sz w:val="22"/>
                 <w:szCs w:val="21"/>
               </w:rPr>
               <w:t xml:space="preserve">5, 10, 15.</w:t>
@@ -686,25 +694,25 @@
                 <w:rFonts w:ascii="Avenir Next" w:hAnsi="Avenir Next" w:cs="Avenir Next" w:eastAsia="Avenir Next"/>
                 <w:b/>
                 <w:color w:val="003A70"/>
+                <w:sz w:val="22"/>
+                <w:szCs w:val="19"/>
+              </w:rPr>
+              <w:t xml:space="preserve">Step 3</w:t>
+            </w:r>
+            <w:r>
+              <w:rPr>
+                <w:rFonts w:ascii="Avenir Next" w:hAnsi="Avenir Next" w:cs="Avenir Next" w:eastAsia="Avenir Next"/>
+                <w:color w:val="1A1A1A"/>
                 <w:sz w:val="19"/>
                 <w:szCs w:val="19"/>
               </w:rPr>
-              <w:t xml:space="preserve">Step 3</w:t>
-            </w:r>
-            <w:r>
-              <w:rPr>
-                <w:rFonts w:ascii="Avenir Next" w:hAnsi="Avenir Next" w:cs="Avenir Next" w:eastAsia="Avenir Next"/>
-                <w:color w:val="1A1A1A"/>
-                <w:sz w:val="19"/>
-                <w:szCs w:val="19"/>
-              </w:rPr>
               <w:tab/>
             </w:r>
             <w:r>
               <w:rPr>
                 <w:rFonts w:ascii="Avenir Next" w:hAnsi="Avenir Next" w:cs="Avenir Next" w:eastAsia="Avenir Next"/>
                 <w:color w:val="1A1A1A"/>
-                <w:sz w:val="21"/>
+                <w:sz w:val="22"/>
                 <w:szCs w:val="21"/>
               </w:rPr>
               <w:t xml:space="preserve">The total is 15.</w:t>
@@ -723,18 +731,18 @@
                 <w:rFonts w:ascii="Avenir Next" w:hAnsi="Avenir Next" w:cs="Avenir Next" w:eastAsia="Avenir Next"/>
                 <w:b/>
                 <w:color w:val="1A1A1A"/>
+                <w:sz w:val="22"/>
+                <w:szCs w:val="21"/>
+              </w:rPr>
+              <w:t xml:space="preserve">Answer</w:t>
+            </w:r>
+            <w:r>
+              <w:rPr>
+                <w:rFonts w:ascii="Avenir Next" w:hAnsi="Avenir Next" w:cs="Avenir Next" w:eastAsia="Avenir Next"/>
+                <w:color w:val="1A1A1A"/>
                 <w:sz w:val="21"/>
                 <w:szCs w:val="21"/>
               </w:rPr>
-              <w:t xml:space="preserve">Answer</w:t>
-            </w:r>
-            <w:r>
-              <w:rPr>
-                <w:rFonts w:ascii="Avenir Next" w:hAnsi="Avenir Next" w:cs="Avenir Next" w:eastAsia="Avenir Next"/>
-                <w:color w:val="1A1A1A"/>
-                <w:sz w:val="21"/>
-                <w:szCs w:val="21"/>
-              </w:rPr>
               <w:tab/>
             </w:r>
             <w:r>
@@ -742,7 +750,7 @@
                 <w:rFonts w:ascii="Avenir Next" w:hAnsi="Avenir Next" w:cs="Avenir Next" w:eastAsia="Avenir Next"/>
                 <w:b/>
                 <w:color w:val="1A1A1A"/>
-                <w:sz w:val="21"/>
+                <w:sz w:val="22"/>
                 <w:szCs w:val="21"/>
               </w:rPr>
               <w:t xml:space="preserve">15 cups</w:t>
@@ -763,7 +771,7 @@
               <w:drawing>
                 <wp:inline distT="0" distB="0" distL="0" distR="0">
                   <wp:extent cx="2743200" cy="475488"/>
-                  <wp:docPr id="1" name="Figure 1"/>
+                  <wp:docPr id="1" name="Figure 1" descr="Tape diagram. cups: 3 equal sections; section labels 5, 5, 5."/>
                   <a:graphic xmlns:a="http://schemas.openxmlformats.org/drawingml/2006/main">
                     <a:graphicData uri="http://schemas.openxmlformats.org/drawingml/2006/picture">
                       <pic:pic xmlns:pic="http://schemas.openxmlformats.org/drawingml/2006/picture">
@@ -803,6 +811,7 @@
     </w:p>
     <w:p>
       <w:pPr>
+        <w:pStyle w:val="Heading2"/>
         <w:keepNext/>
         <w:pBdr>
           <w:bottom w:val="single" w:sz="8" w:space="3" w:color="003A70"/>
@@ -818,7 +827,7 @@
           <w:b/>
           <w:color w:val="003A70"/>
           <w:spacing w:val="14"/>
-          <w:sz w:val="19"/>
+          <w:sz w:val="22"/>
           <w:szCs w:val="19"/>
         </w:rPr>
         <w:t xml:space="preserve">TRY IT WITH HELP</w:t>
@@ -837,7 +846,7 @@
           <w:rFonts w:ascii="Avenir Next" w:hAnsi="Avenir Next" w:cs="Avenir Next" w:eastAsia="Avenir Next"/>
           <w:i/>
           <w:color w:val="5A5F66"/>
-          <w:sz w:val="17"/>
+          <w:sz w:val="22"/>
           <w:szCs w:val="17"/>
         </w:rPr>
         <w:t xml:space="preserve">fill in each step</w:t>
@@ -895,25 +904,25 @@
           <w:rFonts w:ascii="Avenir Next" w:hAnsi="Avenir Next" w:cs="Avenir Next" w:eastAsia="Avenir Next"/>
           <w:b/>
           <w:color w:val="003A70"/>
+          <w:sz w:val="22"/>
+          <w:szCs w:val="18"/>
+        </w:rPr>
+        <w:t xml:space="preserve">Step 1</w:t>
+      </w:r>
+      <w:r>
+        <w:rPr>
+          <w:rFonts w:ascii="Avenir Next" w:hAnsi="Avenir Next" w:cs="Avenir Next" w:eastAsia="Avenir Next"/>
+          <w:color w:val="1A1A1A"/>
           <w:sz w:val="18"/>
           <w:szCs w:val="18"/>
         </w:rPr>
-        <w:t xml:space="preserve">Step 1</w:t>
-      </w:r>
-      <w:r>
-        <w:rPr>
-          <w:rFonts w:ascii="Avenir Next" w:hAnsi="Avenir Next" w:cs="Avenir Next" w:eastAsia="Avenir Next"/>
-          <w:color w:val="1A1A1A"/>
-          <w:sz w:val="18"/>
-          <w:szCs w:val="18"/>
-        </w:rPr>
         <w:tab/>
       </w:r>
       <w:r>
         <w:rPr>
           <w:rFonts w:ascii="Avenir Next" w:hAnsi="Avenir Next" w:cs="Avenir Next" w:eastAsia="Avenir Next"/>
           <w:color w:val="1A1A1A"/>
-          <w:sz w:val="21"/>
+          <w:sz w:val="22"/>
           <w:szCs w:val="21"/>
         </w:rPr>
         <w:t xml:space="preserve">One box is </w:t>
@@ -932,7 +941,7 @@
         <w:rPr>
           <w:rFonts w:ascii="Avenir Next" w:hAnsi="Avenir Next" w:cs="Avenir Next" w:eastAsia="Avenir Next"/>
           <w:color w:val="1A1A1A"/>
-          <w:sz w:val="21"/>
+          <w:sz w:val="22"/>
           <w:szCs w:val="21"/>
         </w:rPr>
         <w:t xml:space="preserve">.</w:t>
@@ -952,25 +961,25 @@
           <w:rFonts w:ascii="Avenir Next" w:hAnsi="Avenir Next" w:cs="Avenir Next" w:eastAsia="Avenir Next"/>
           <w:b/>
           <w:color w:val="003A70"/>
+          <w:sz w:val="22"/>
+          <w:szCs w:val="18"/>
+        </w:rPr>
+        <w:t xml:space="preserve">Step 2</w:t>
+      </w:r>
+      <w:r>
+        <w:rPr>
+          <w:rFonts w:ascii="Avenir Next" w:hAnsi="Avenir Next" w:cs="Avenir Next" w:eastAsia="Avenir Next"/>
+          <w:color w:val="1A1A1A"/>
           <w:sz w:val="18"/>
           <w:szCs w:val="18"/>
         </w:rPr>
-        <w:t xml:space="preserve">Step 2</w:t>
-      </w:r>
-      <w:r>
-        <w:rPr>
-          <w:rFonts w:ascii="Avenir Next" w:hAnsi="Avenir Next" w:cs="Avenir Next" w:eastAsia="Avenir Next"/>
-          <w:color w:val="1A1A1A"/>
-          <w:sz w:val="18"/>
-          <w:szCs w:val="18"/>
-        </w:rPr>
         <w:tab/>
       </w:r>
       <w:r>
         <w:rPr>
           <w:rFonts w:ascii="Avenir Next" w:hAnsi="Avenir Next" w:cs="Avenir Next" w:eastAsia="Avenir Next"/>
           <w:color w:val="1A1A1A"/>
-          <w:sz w:val="21"/>
+          <w:sz w:val="22"/>
           <w:szCs w:val="21"/>
         </w:rPr>
         <w:t xml:space="preserve">7, 14, </w:t>
@@ -989,7 +998,7 @@
         <w:rPr>
           <w:rFonts w:ascii="Avenir Next" w:hAnsi="Avenir Next" w:cs="Avenir Next" w:eastAsia="Avenir Next"/>
           <w:color w:val="1A1A1A"/>
-          <w:sz w:val="21"/>
+          <w:sz w:val="22"/>
           <w:szCs w:val="21"/>
         </w:rPr>
         <w:t xml:space="preserve">, </w:t>
@@ -1019,25 +1028,25 @@
           <w:rFonts w:ascii="Avenir Next" w:hAnsi="Avenir Next" w:cs="Avenir Next" w:eastAsia="Avenir Next"/>
           <w:b/>
           <w:color w:val="003A70"/>
+          <w:sz w:val="22"/>
+          <w:szCs w:val="18"/>
+        </w:rPr>
+        <w:t xml:space="preserve">Step 3</w:t>
+      </w:r>
+      <w:r>
+        <w:rPr>
+          <w:rFonts w:ascii="Avenir Next" w:hAnsi="Avenir Next" w:cs="Avenir Next" w:eastAsia="Avenir Next"/>
+          <w:color w:val="1A1A1A"/>
           <w:sz w:val="18"/>
           <w:szCs w:val="18"/>
         </w:rPr>
-        <w:t xml:space="preserve">Step 3</w:t>
-      </w:r>
-      <w:r>
-        <w:rPr>
-          <w:rFonts w:ascii="Avenir Next" w:hAnsi="Avenir Next" w:cs="Avenir Next" w:eastAsia="Avenir Next"/>
-          <w:color w:val="1A1A1A"/>
-          <w:sz w:val="18"/>
-          <w:szCs w:val="18"/>
-        </w:rPr>
         <w:tab/>
       </w:r>
       <w:r>
         <w:rPr>
           <w:rFonts w:ascii="Avenir Next" w:hAnsi="Avenir Next" w:cs="Avenir Next" w:eastAsia="Avenir Next"/>
           <w:color w:val="1A1A1A"/>
-          <w:sz w:val="21"/>
+          <w:sz w:val="22"/>
           <w:szCs w:val="21"/>
         </w:rPr>
         <w:t xml:space="preserve">The total is </w:t>
@@ -1056,7 +1065,7 @@
         <w:rPr>
           <w:rFonts w:ascii="Avenir Next" w:hAnsi="Avenir Next" w:cs="Avenir Next" w:eastAsia="Avenir Next"/>
           <w:color w:val="1A1A1A"/>
-          <w:sz w:val="21"/>
+          <w:sz w:val="22"/>
           <w:szCs w:val="21"/>
         </w:rPr>
         <w:t xml:space="preserve">.</w:t>
@@ -1119,25 +1128,25 @@
           <w:rFonts w:ascii="Avenir Next" w:hAnsi="Avenir Next" w:cs="Avenir Next" w:eastAsia="Avenir Next"/>
           <w:b/>
           <w:color w:val="003A70"/>
+          <w:sz w:val="22"/>
+          <w:szCs w:val="18"/>
+        </w:rPr>
+        <w:t xml:space="preserve">Step 1</w:t>
+      </w:r>
+      <w:r>
+        <w:rPr>
+          <w:rFonts w:ascii="Avenir Next" w:hAnsi="Avenir Next" w:cs="Avenir Next" w:eastAsia="Avenir Next"/>
+          <w:color w:val="1A1A1A"/>
           <w:sz w:val="18"/>
           <w:szCs w:val="18"/>
         </w:rPr>
-        <w:t xml:space="preserve">Step 1</w:t>
-      </w:r>
-      <w:r>
-        <w:rPr>
-          <w:rFonts w:ascii="Avenir Next" w:hAnsi="Avenir Next" w:cs="Avenir Next" w:eastAsia="Avenir Next"/>
-          <w:color w:val="1A1A1A"/>
-          <w:sz w:val="18"/>
-          <w:szCs w:val="18"/>
-        </w:rPr>
         <w:tab/>
       </w:r>
       <w:r>
         <w:rPr>
           <w:rFonts w:ascii="Avenir Next" w:hAnsi="Avenir Next" w:cs="Avenir Next" w:eastAsia="Avenir Next"/>
           <w:color w:val="1A1A1A"/>
-          <w:sz w:val="21"/>
+          <w:sz w:val="22"/>
           <w:szCs w:val="21"/>
         </w:rPr>
         <w:t xml:space="preserve">One box is </w:t>
@@ -1156,7 +1165,7 @@
         <w:rPr>
           <w:rFonts w:ascii="Avenir Next" w:hAnsi="Avenir Next" w:cs="Avenir Next" w:eastAsia="Avenir Next"/>
           <w:color w:val="1A1A1A"/>
-          <w:sz w:val="21"/>
+          <w:sz w:val="22"/>
           <w:szCs w:val="21"/>
         </w:rPr>
         <w:t xml:space="preserve">.</w:t>
@@ -1176,25 +1185,25 @@
           <w:rFonts w:ascii="Avenir Next" w:hAnsi="Avenir Next" w:cs="Avenir Next" w:eastAsia="Avenir Next"/>
           <w:b/>
           <w:color w:val="003A70"/>
+          <w:sz w:val="22"/>
+          <w:szCs w:val="18"/>
+        </w:rPr>
+        <w:t xml:space="preserve">Step 2</w:t>
+      </w:r>
+      <w:r>
+        <w:rPr>
+          <w:rFonts w:ascii="Avenir Next" w:hAnsi="Avenir Next" w:cs="Avenir Next" w:eastAsia="Avenir Next"/>
+          <w:color w:val="1A1A1A"/>
           <w:sz w:val="18"/>
           <w:szCs w:val="18"/>
         </w:rPr>
-        <w:t xml:space="preserve">Step 2</w:t>
-      </w:r>
-      <w:r>
-        <w:rPr>
-          <w:rFonts w:ascii="Avenir Next" w:hAnsi="Avenir Next" w:cs="Avenir Next" w:eastAsia="Avenir Next"/>
-          <w:color w:val="1A1A1A"/>
-          <w:sz w:val="18"/>
-          <w:szCs w:val="18"/>
-        </w:rPr>
         <w:tab/>
       </w:r>
       <w:r>
         <w:rPr>
           <w:rFonts w:ascii="Avenir Next" w:hAnsi="Avenir Next" w:cs="Avenir Next" w:eastAsia="Avenir Next"/>
           <w:color w:val="1A1A1A"/>
-          <w:sz w:val="21"/>
+          <w:sz w:val="22"/>
           <w:szCs w:val="21"/>
         </w:rPr>
         <w:t xml:space="preserve">12, </w:t>
@@ -1224,25 +1233,25 @@
           <w:rFonts w:ascii="Avenir Next" w:hAnsi="Avenir Next" w:cs="Avenir Next" w:eastAsia="Avenir Next"/>
           <w:b/>
           <w:color w:val="003A70"/>
+          <w:sz w:val="22"/>
+          <w:szCs w:val="18"/>
+        </w:rPr>
+        <w:t xml:space="preserve">Step 3</w:t>
+      </w:r>
+      <w:r>
+        <w:rPr>
+          <w:rFonts w:ascii="Avenir Next" w:hAnsi="Avenir Next" w:cs="Avenir Next" w:eastAsia="Avenir Next"/>
+          <w:color w:val="1A1A1A"/>
           <w:sz w:val="18"/>
           <w:szCs w:val="18"/>
         </w:rPr>
-        <w:t xml:space="preserve">Step 3</w:t>
-      </w:r>
-      <w:r>
-        <w:rPr>
-          <w:rFonts w:ascii="Avenir Next" w:hAnsi="Avenir Next" w:cs="Avenir Next" w:eastAsia="Avenir Next"/>
-          <w:color w:val="1A1A1A"/>
-          <w:sz w:val="18"/>
-          <w:szCs w:val="18"/>
-        </w:rPr>
         <w:tab/>
       </w:r>
       <w:r>
         <w:rPr>
           <w:rFonts w:ascii="Avenir Next" w:hAnsi="Avenir Next" w:cs="Avenir Next" w:eastAsia="Avenir Next"/>
           <w:color w:val="1A1A1A"/>
-          <w:sz w:val="21"/>
+          <w:sz w:val="22"/>
           <w:szCs w:val="21"/>
         </w:rPr>
         <w:t xml:space="preserve">The total is </w:t>
@@ -1261,7 +1270,7 @@
         <w:rPr>
           <w:rFonts w:ascii="Avenir Next" w:hAnsi="Avenir Next" w:cs="Avenir Next" w:eastAsia="Avenir Next"/>
           <w:color w:val="1A1A1A"/>
-          <w:sz w:val="21"/>
+          <w:sz w:val="22"/>
           <w:szCs w:val="21"/>
         </w:rPr>
         <w:t xml:space="preserve">.</w:t>
@@ -1274,6 +1283,7 @@
     </w:p>
     <w:p>
       <w:pPr>
+        <w:pStyle w:val="Heading2"/>
         <w:keepNext/>
         <w:pBdr>
           <w:bottom w:val="single" w:sz="8" w:space="3" w:color="003A70"/>
@@ -1289,7 +1299,7 @@
           <w:b/>
           <w:color w:val="003A70"/>
           <w:spacing w:val="14"/>
-          <w:sz w:val="19"/>
+          <w:sz w:val="22"/>
           <w:szCs w:val="19"/>
         </w:rPr>
         <w:t xml:space="preserve">YOUR TURN</w:t>
@@ -1308,7 +1318,7 @@
           <w:rFonts w:ascii="Avenir Next" w:hAnsi="Avenir Next" w:cs="Avenir Next" w:eastAsia="Avenir Next"/>
           <w:i/>
           <w:color w:val="5A5F66"/>
-          <w:sz w:val="17"/>
+          <w:sz w:val="22"/>
           <w:szCs w:val="17"/>
         </w:rPr>
         <w:t xml:space="preserve">use the steps on your own</w:t>
@@ -1819,7 +1829,7 @@
       <w:pPr>
         <w:pageBreakBefore/>
         <w:keepNext/>
-        <w:spacing w:before="0" w:after="12" w:line="264" w:lineRule="auto"/>
+        <w:spacing w:before="0" w:after="12" w:line="252" w:lineRule="auto"/>
       </w:pPr>
       <w:r>
         <w:rPr>
@@ -1828,7 +1838,7 @@
           <w:caps/>
           <w:color w:val="003A70"/>
           <w:spacing w:val="12"/>
-          <w:sz w:val="19"/>
+          <w:sz w:val="22"/>
           <w:szCs w:val="19"/>
         </w:rPr>
         <w:t xml:space="preserve">Lesson 3-1  ·  Session 2  ·  Prerequisite Practice A  ·  Skill 2 of 2</w:t>
@@ -1836,6 +1846,7 @@
     </w:p>
     <w:p>
       <w:pPr>
+        <w:pStyle w:val="Heading1"/>
         <w:keepNext/>
         <w:spacing w:before="0" w:after="10" w:line="240" w:lineRule="auto"/>
       </w:pPr>
@@ -1855,13 +1866,13 @@
         <w:pBdr>
           <w:bottom w:val="single" w:sz="4" w:space="5" w:color="C9CDD2"/>
         </w:pBdr>
-        <w:spacing w:before="0" w:after="60" w:line="264" w:lineRule="auto"/>
+        <w:spacing w:before="0" w:after="60" w:line="252" w:lineRule="auto"/>
       </w:pPr>
       <w:r>
         <w:rPr>
           <w:rFonts w:ascii="Avenir Next" w:hAnsi="Avenir Next" w:cs="Avenir Next" w:eastAsia="Avenir Next"/>
           <w:color w:val="5A5F66"/>
-          <w:sz w:val="17"/>
+          <w:sz w:val="22"/>
           <w:szCs w:val="17"/>
         </w:rPr>
         <w:t xml:space="preserve">Builds on Grade 3 · 3.OA.A.2</w:t>
@@ -1904,7 +1915,8 @@
           </w:tcPr>
           <w:p>
             <w:pPr>
-              <w:spacing w:before="0" w:after="0" w:line="252" w:lineRule="auto"/>
+              <w:pStyle w:val="Heading2"/>
+              <w:spacing w:before="0" w:after="0" w:line="246" w:lineRule="auto"/>
             </w:pPr>
             <w:r>
               <w:rPr>
@@ -1927,13 +1939,13 @@
           </w:tcPr>
           <w:p>
             <w:pPr>
-              <w:spacing w:before="0" w:after="0" w:line="264" w:lineRule="auto"/>
+              <w:spacing w:before="0" w:after="0" w:line="252" w:lineRule="auto"/>
             </w:pPr>
             <w:r>
               <w:rPr>
                 <w:rFonts w:ascii="Avenir Next" w:hAnsi="Avenir Next" w:cs="Avenir Next" w:eastAsia="Avenir Next"/>
                 <w:color w:val="1A1A1A"/>
-                <w:sz w:val="20"/>
+                <w:sz w:val="22"/>
                 <w:szCs w:val="20"/>
               </w:rPr>
               <w:t xml:space="preserve">Goldfish and guppies in the ratio 5 to 3 make 8 boxes. With 32 fish, one box is 32 ÷ 8 = 4.</w:t>
@@ -1953,7 +1965,8 @@
           </w:tcPr>
           <w:p>
             <w:pPr>
-              <w:spacing w:before="0" w:after="0" w:line="252" w:lineRule="auto"/>
+              <w:pStyle w:val="Heading2"/>
+              <w:spacing w:before="0" w:after="0" w:line="246" w:lineRule="auto"/>
             </w:pPr>
             <w:r>
               <w:rPr>
@@ -1976,13 +1989,13 @@
           </w:tcPr>
           <w:p>
             <w:pPr>
-              <w:spacing w:before="0" w:after="0" w:line="264" w:lineRule="auto"/>
+              <w:spacing w:before="0" w:after="0" w:line="252" w:lineRule="auto"/>
             </w:pPr>
             <w:r>
               <w:rPr>
                 <w:rFonts w:ascii="Avenir Next" w:hAnsi="Avenir Next" w:cs="Avenir Next" w:eastAsia="Avenir Next"/>
                 <w:color w:val="1A1A1A"/>
-                <w:sz w:val="20"/>
+                <w:sz w:val="22"/>
                 <w:szCs w:val="20"/>
               </w:rPr>
               <w:t xml:space="preserve">Share a total equally among boxes, like 32 ÷ 8.  </w:t>
@@ -1992,7 +2005,7 @@
                 <w:rFonts w:ascii="Avenir Next" w:hAnsi="Avenir Next" w:cs="Avenir Next" w:eastAsia="Avenir Next"/>
                 <w:b/>
                 <w:color w:val="1A1A1A"/>
-                <w:sz w:val="20"/>
+                <w:sz w:val="22"/>
                 <w:szCs w:val="20"/>
               </w:rPr>
               <w:t xml:space="preserve">You will use it in Practice Form A, problems 4 and 8.</w:t>
@@ -2003,6 +2016,7 @@
     </w:tbl>
     <w:p>
       <w:pPr>
+        <w:pStyle w:val="Heading2"/>
         <w:keepNext/>
         <w:pBdr>
           <w:bottom w:val="single" w:sz="8" w:space="3" w:color="003A70"/>
@@ -2018,7 +2032,7 @@
           <w:b/>
           <w:color w:val="003A70"/>
           <w:spacing w:val="14"/>
-          <w:sz w:val="19"/>
+          <w:sz w:val="22"/>
           <w:szCs w:val="19"/>
         </w:rPr>
         <w:t xml:space="preserve">STEPS TO FOLLOW</w:t>
@@ -2037,7 +2051,7 @@
           <w:rFonts w:ascii="Avenir Next" w:hAnsi="Avenir Next" w:cs="Avenir Next" w:eastAsia="Avenir Next"/>
           <w:i/>
           <w:color w:val="5A5F66"/>
-          <w:sz w:val="17"/>
+          <w:sz w:val="22"/>
           <w:szCs w:val="17"/>
         </w:rPr>
         <w:t xml:space="preserve">use these same steps on every problem</w:t>
@@ -2079,6 +2093,7 @@
           </w:tcPr>
           <w:p>
             <w:pPr>
+              <w:pStyle w:val="Heading1"/>
               <w:spacing w:before="0" w:after="0" w:line="240" w:lineRule="auto"/>
               <w:jc w:val="center"/>
             </w:pPr>
@@ -2101,13 +2116,13 @@
           </w:tcPr>
           <w:p>
             <w:pPr>
-              <w:spacing w:before="0" w:after="0" w:line="264" w:lineRule="auto"/>
+              <w:spacing w:before="0" w:after="0" w:line="252" w:lineRule="auto"/>
             </w:pPr>
             <w:r>
               <w:rPr>
                 <w:rFonts w:ascii="Avenir Next" w:hAnsi="Avenir Next" w:cs="Avenir Next" w:eastAsia="Avenir Next"/>
                 <w:color w:val="1A1A1A"/>
-                <w:sz w:val="21"/>
+                <w:sz w:val="22"/>
                 <w:szCs w:val="21"/>
               </w:rPr>
               <w:t xml:space="preserve">Find the </w:t>
@@ -2117,7 +2132,7 @@
                 <w:rFonts w:ascii="Avenir Next" w:hAnsi="Avenir Next" w:cs="Avenir Next" w:eastAsia="Avenir Next"/>
                 <w:b/>
                 <w:color w:val="1A1A1A"/>
-                <w:sz w:val="21"/>
+                <w:sz w:val="22"/>
                 <w:szCs w:val="21"/>
               </w:rPr>
               <w:t xml:space="preserve">total</w:t>
@@ -2126,7 +2141,7 @@
               <w:rPr>
                 <w:rFonts w:ascii="Avenir Next" w:hAnsi="Avenir Next" w:cs="Avenir Next" w:eastAsia="Avenir Next"/>
                 <w:color w:val="1A1A1A"/>
-                <w:sz w:val="21"/>
+                <w:sz w:val="22"/>
                 <w:szCs w:val="21"/>
               </w:rPr>
               <w:t xml:space="preserve">.</w:t>
@@ -2145,6 +2160,7 @@
           </w:tcPr>
           <w:p>
             <w:pPr>
+              <w:pStyle w:val="Heading1"/>
               <w:spacing w:before="0" w:after="0" w:line="240" w:lineRule="auto"/>
               <w:jc w:val="center"/>
             </w:pPr>
@@ -2167,13 +2183,13 @@
           </w:tcPr>
           <w:p>
             <w:pPr>
-              <w:spacing w:before="0" w:after="0" w:line="264" w:lineRule="auto"/>
+              <w:spacing w:before="0" w:after="0" w:line="252" w:lineRule="auto"/>
             </w:pPr>
             <w:r>
               <w:rPr>
                 <w:rFonts w:ascii="Avenir Next" w:hAnsi="Avenir Next" w:cs="Avenir Next" w:eastAsia="Avenir Next"/>
                 <w:color w:val="1A1A1A"/>
-                <w:sz w:val="21"/>
+                <w:sz w:val="22"/>
                 <w:szCs w:val="21"/>
               </w:rPr>
               <w:t xml:space="preserve">Count the </w:t>
@@ -2183,7 +2199,7 @@
                 <w:rFonts w:ascii="Avenir Next" w:hAnsi="Avenir Next" w:cs="Avenir Next" w:eastAsia="Avenir Next"/>
                 <w:b/>
                 <w:color w:val="1A1A1A"/>
-                <w:sz w:val="21"/>
+                <w:sz w:val="22"/>
                 <w:szCs w:val="21"/>
               </w:rPr>
               <w:t xml:space="preserve">equal groups</w:t>
@@ -2192,7 +2208,7 @@
               <w:rPr>
                 <w:rFonts w:ascii="Avenir Next" w:hAnsi="Avenir Next" w:cs="Avenir Next" w:eastAsia="Avenir Next"/>
                 <w:color w:val="1A1A1A"/>
-                <w:sz w:val="21"/>
+                <w:sz w:val="22"/>
                 <w:szCs w:val="21"/>
               </w:rPr>
               <w:t xml:space="preserve">.</w:t>
@@ -2211,6 +2227,7 @@
           </w:tcPr>
           <w:p>
             <w:pPr>
+              <w:pStyle w:val="Heading1"/>
               <w:spacing w:before="0" w:after="0" w:line="240" w:lineRule="auto"/>
               <w:jc w:val="center"/>
             </w:pPr>
@@ -2233,14 +2250,14 @@
           </w:tcPr>
           <w:p>
             <w:pPr>
-              <w:spacing w:before="0" w:after="0" w:line="264" w:lineRule="auto"/>
+              <w:spacing w:before="0" w:after="0" w:line="252" w:lineRule="auto"/>
             </w:pPr>
             <w:r>
               <w:rPr>
                 <w:rFonts w:ascii="Avenir Next" w:hAnsi="Avenir Next" w:cs="Avenir Next" w:eastAsia="Avenir Next"/>
                 <w:b/>
                 <w:color w:val="1A1A1A"/>
-                <w:sz w:val="21"/>
+                <w:sz w:val="22"/>
                 <w:szCs w:val="21"/>
               </w:rPr>
               <w:t xml:space="preserve">Divide</w:t>
@@ -2249,7 +2266,7 @@
               <w:rPr>
                 <w:rFonts w:ascii="Avenir Next" w:hAnsi="Avenir Next" w:cs="Avenir Next" w:eastAsia="Avenir Next"/>
                 <w:color w:val="1A1A1A"/>
-                <w:sz w:val="21"/>
+                <w:sz w:val="22"/>
                 <w:szCs w:val="21"/>
               </w:rPr>
               <w:t xml:space="preserve">: total ÷ groups.</w:t>
@@ -2260,6 +2277,7 @@
     </w:tbl>
     <w:p>
       <w:pPr>
+        <w:pStyle w:val="Heading2"/>
         <w:keepNext/>
         <w:pBdr>
           <w:bottom w:val="single" w:sz="8" w:space="3" w:color="003A70"/>
@@ -2275,7 +2293,7 @@
           <w:b/>
           <w:color w:val="003A70"/>
           <w:spacing w:val="14"/>
-          <w:sz w:val="19"/>
+          <w:sz w:val="22"/>
           <w:szCs w:val="19"/>
         </w:rPr>
         <w:t xml:space="preserve">WATCH ME</w:t>
@@ -2294,7 +2312,7 @@
           <w:rFonts w:ascii="Avenir Next" w:hAnsi="Avenir Next" w:cs="Avenir Next" w:eastAsia="Avenir Next"/>
           <w:i/>
           <w:color w:val="5A5F66"/>
-          <w:sz w:val="17"/>
+          <w:sz w:val="22"/>
           <w:szCs w:val="17"/>
         </w:rPr>
         <w:t xml:space="preserve">the steps in action</w:t>
@@ -2302,14 +2320,14 @@
     </w:p>
     <w:p>
       <w:pPr>
-        <w:spacing w:before="0" w:after="40" w:line="264" w:lineRule="auto"/>
+        <w:spacing w:before="0" w:after="40" w:line="252" w:lineRule="auto"/>
       </w:pPr>
       <w:r>
         <w:rPr>
           <w:rFonts w:ascii="Avenir Next" w:hAnsi="Avenir Next" w:cs="Avenir Next" w:eastAsia="Avenir Next"/>
           <w:b/>
           <w:color w:val="1A1A1A"/>
-          <w:sz w:val="21"/>
+          <w:sz w:val="22"/>
           <w:szCs w:val="21"/>
         </w:rPr>
         <w:t xml:space="preserve">Share 35 cups equally among 5 boxes.</w:t>
@@ -2320,7 +2338,7 @@
         <w:tabs>
           <w:tab w:val="left" w:pos="950"/>
         </w:tabs>
-        <w:spacing w:before="0" w:after="24" w:line="256" w:lineRule="auto"/>
+        <w:spacing w:before="0" w:after="24" w:line="248" w:lineRule="auto"/>
         <w:ind w:left="950" w:hanging="950"/>
       </w:pPr>
       <w:r>
@@ -2328,25 +2346,25 @@
           <w:rFonts w:ascii="Avenir Next" w:hAnsi="Avenir Next" w:cs="Avenir Next" w:eastAsia="Avenir Next"/>
           <w:b/>
           <w:color w:val="003A70"/>
+          <w:sz w:val="22"/>
+          <w:szCs w:val="19"/>
+        </w:rPr>
+        <w:t xml:space="preserve">Step 1</w:t>
+      </w:r>
+      <w:r>
+        <w:rPr>
+          <w:rFonts w:ascii="Avenir Next" w:hAnsi="Avenir Next" w:cs="Avenir Next" w:eastAsia="Avenir Next"/>
+          <w:color w:val="1A1A1A"/>
           <w:sz w:val="19"/>
           <w:szCs w:val="19"/>
         </w:rPr>
-        <w:t xml:space="preserve">Step 1</w:t>
-      </w:r>
-      <w:r>
-        <w:rPr>
-          <w:rFonts w:ascii="Avenir Next" w:hAnsi="Avenir Next" w:cs="Avenir Next" w:eastAsia="Avenir Next"/>
-          <w:color w:val="1A1A1A"/>
-          <w:sz w:val="19"/>
-          <w:szCs w:val="19"/>
-        </w:rPr>
         <w:tab/>
       </w:r>
       <w:r>
         <w:rPr>
           <w:rFonts w:ascii="Avenir Next" w:hAnsi="Avenir Next" w:cs="Avenir Next" w:eastAsia="Avenir Next"/>
           <w:color w:val="1A1A1A"/>
-          <w:sz w:val="21"/>
+          <w:sz w:val="22"/>
           <w:szCs w:val="21"/>
         </w:rPr>
         <w:t xml:space="preserve">The total is 35.</w:t>
@@ -2357,7 +2375,7 @@
         <w:tabs>
           <w:tab w:val="left" w:pos="950"/>
         </w:tabs>
-        <w:spacing w:before="0" w:after="24" w:line="256" w:lineRule="auto"/>
+        <w:spacing w:before="0" w:after="24" w:line="248" w:lineRule="auto"/>
         <w:ind w:left="950" w:hanging="950"/>
       </w:pPr>
       <w:r>
@@ -2365,25 +2383,25 @@
           <w:rFonts w:ascii="Avenir Next" w:hAnsi="Avenir Next" w:cs="Avenir Next" w:eastAsia="Avenir Next"/>
           <w:b/>
           <w:color w:val="003A70"/>
+          <w:sz w:val="22"/>
+          <w:szCs w:val="19"/>
+        </w:rPr>
+        <w:t xml:space="preserve">Step 2</w:t>
+      </w:r>
+      <w:r>
+        <w:rPr>
+          <w:rFonts w:ascii="Avenir Next" w:hAnsi="Avenir Next" w:cs="Avenir Next" w:eastAsia="Avenir Next"/>
+          <w:color w:val="1A1A1A"/>
           <w:sz w:val="19"/>
           <w:szCs w:val="19"/>
         </w:rPr>
-        <w:t xml:space="preserve">Step 2</w:t>
-      </w:r>
-      <w:r>
-        <w:rPr>
-          <w:rFonts w:ascii="Avenir Next" w:hAnsi="Avenir Next" w:cs="Avenir Next" w:eastAsia="Avenir Next"/>
-          <w:color w:val="1A1A1A"/>
-          <w:sz w:val="19"/>
-          <w:szCs w:val="19"/>
-        </w:rPr>
         <w:tab/>
       </w:r>
       <w:r>
         <w:rPr>
           <w:rFonts w:ascii="Avenir Next" w:hAnsi="Avenir Next" w:cs="Avenir Next" w:eastAsia="Avenir Next"/>
           <w:color w:val="1A1A1A"/>
-          <w:sz w:val="21"/>
+          <w:sz w:val="22"/>
           <w:szCs w:val="21"/>
         </w:rPr>
         <w:t xml:space="preserve">There are 5 groups.</w:t>
@@ -2394,7 +2412,7 @@
         <w:tabs>
           <w:tab w:val="left" w:pos="950"/>
         </w:tabs>
-        <w:spacing w:before="0" w:after="24" w:line="256" w:lineRule="auto"/>
+        <w:spacing w:before="0" w:after="24" w:line="248" w:lineRule="auto"/>
         <w:ind w:left="950" w:hanging="950"/>
       </w:pPr>
       <w:r>
@@ -2402,25 +2420,25 @@
           <w:rFonts w:ascii="Avenir Next" w:hAnsi="Avenir Next" w:cs="Avenir Next" w:eastAsia="Avenir Next"/>
           <w:b/>
           <w:color w:val="003A70"/>
+          <w:sz w:val="22"/>
+          <w:szCs w:val="19"/>
+        </w:rPr>
+        <w:t xml:space="preserve">Step 3</w:t>
+      </w:r>
+      <w:r>
+        <w:rPr>
+          <w:rFonts w:ascii="Avenir Next" w:hAnsi="Avenir Next" w:cs="Avenir Next" w:eastAsia="Avenir Next"/>
+          <w:color w:val="1A1A1A"/>
           <w:sz w:val="19"/>
           <w:szCs w:val="19"/>
         </w:rPr>
-        <w:t xml:space="preserve">Step 3</w:t>
-      </w:r>
-      <w:r>
-        <w:rPr>
-          <w:rFonts w:ascii="Avenir Next" w:hAnsi="Avenir Next" w:cs="Avenir Next" w:eastAsia="Avenir Next"/>
-          <w:color w:val="1A1A1A"/>
-          <w:sz w:val="19"/>
-          <w:szCs w:val="19"/>
-        </w:rPr>
         <w:tab/>
       </w:r>
       <w:r>
         <w:rPr>
           <w:rFonts w:ascii="Avenir Next" w:hAnsi="Avenir Next" w:cs="Avenir Next" w:eastAsia="Avenir Next"/>
           <w:color w:val="1A1A1A"/>
-          <w:sz w:val="21"/>
+          <w:sz w:val="22"/>
           <w:szCs w:val="21"/>
         </w:rPr>
         <w:t xml:space="preserve">35 ÷ 5 = 7.</w:t>
@@ -2431,41 +2449,42 @@
         <w:tabs>
           <w:tab w:val="left" w:pos="950"/>
         </w:tabs>
-        <w:spacing w:before="20" w:after="0" w:line="256" w:lineRule="auto"/>
+        <w:spacing w:before="20" w:after="0" w:line="248" w:lineRule="auto"/>
         <w:ind w:left="950" w:hanging="950"/>
       </w:pPr>
       <w:r>
         <w:rPr>
           <w:rFonts w:ascii="Avenir Next" w:hAnsi="Avenir Next" w:cs="Avenir Next" w:eastAsia="Avenir Next"/>
           <w:b/>
+          <w:color w:val="1A1A1A"/>
+          <w:sz w:val="22"/>
+          <w:szCs w:val="21"/>
+        </w:rPr>
+        <w:t xml:space="preserve">Answer</w:t>
+      </w:r>
+      <w:r>
+        <w:rPr>
+          <w:rFonts w:ascii="Avenir Next" w:hAnsi="Avenir Next" w:cs="Avenir Next" w:eastAsia="Avenir Next"/>
           <w:color w:val="1A1A1A"/>
           <w:sz w:val="21"/>
           <w:szCs w:val="21"/>
         </w:rPr>
-        <w:t xml:space="preserve">Answer</w:t>
-      </w:r>
-      <w:r>
-        <w:rPr>
-          <w:rFonts w:ascii="Avenir Next" w:hAnsi="Avenir Next" w:cs="Avenir Next" w:eastAsia="Avenir Next"/>
-          <w:color w:val="1A1A1A"/>
-          <w:sz w:val="21"/>
+        <w:tab/>
+      </w:r>
+      <w:r>
+        <w:rPr>
+          <w:rFonts w:ascii="Avenir Next" w:hAnsi="Avenir Next" w:cs="Avenir Next" w:eastAsia="Avenir Next"/>
+          <w:b/>
+          <w:color w:val="1A1A1A"/>
+          <w:sz w:val="22"/>
           <w:szCs w:val="21"/>
         </w:rPr>
-        <w:tab/>
-      </w:r>
-      <w:r>
-        <w:rPr>
-          <w:rFonts w:ascii="Avenir Next" w:hAnsi="Avenir Next" w:cs="Avenir Next" w:eastAsia="Avenir Next"/>
-          <w:b/>
-          <w:color w:val="1A1A1A"/>
-          <w:sz w:val="21"/>
-          <w:szCs w:val="21"/>
-        </w:rPr>
         <w:t xml:space="preserve">7 cups in each box</w:t>
       </w:r>
     </w:p>
     <w:p>
       <w:pPr>
+        <w:pStyle w:val="Heading2"/>
         <w:keepNext/>
         <w:pBdr>
           <w:bottom w:val="single" w:sz="8" w:space="3" w:color="003A70"/>
@@ -2481,7 +2500,7 @@
           <w:b/>
           <w:color w:val="003A70"/>
           <w:spacing w:val="14"/>
-          <w:sz w:val="19"/>
+          <w:sz w:val="22"/>
           <w:szCs w:val="19"/>
         </w:rPr>
         <w:t xml:space="preserve">TRY IT WITH HELP</w:t>
@@ -2500,7 +2519,7 @@
           <w:rFonts w:ascii="Avenir Next" w:hAnsi="Avenir Next" w:cs="Avenir Next" w:eastAsia="Avenir Next"/>
           <w:i/>
           <w:color w:val="5A5F66"/>
-          <w:sz w:val="17"/>
+          <w:sz w:val="22"/>
           <w:szCs w:val="17"/>
         </w:rPr>
         <w:t xml:space="preserve">fill in each step</w:t>
@@ -2512,7 +2531,7 @@
         <w:tabs>
           <w:tab w:val="left" w:pos="432"/>
         </w:tabs>
-        <w:spacing w:before="90" w:after="40" w:line="268" w:lineRule="auto"/>
+        <w:spacing w:before="90" w:after="40" w:line="254" w:lineRule="auto"/>
         <w:ind w:left="432" w:hanging="432"/>
       </w:pPr>
       <w:r>
@@ -2550,7 +2569,7 @@
         <w:tabs>
           <w:tab w:val="left" w:pos="1300"/>
         </w:tabs>
-        <w:spacing w:before="0" w:after="24" w:line="272" w:lineRule="auto"/>
+        <w:spacing w:before="0" w:after="24" w:line="256" w:lineRule="auto"/>
         <w:ind w:left="1300" w:hanging="868"/>
       </w:pPr>
       <w:r>
@@ -2558,25 +2577,25 @@
           <w:rFonts w:ascii="Avenir Next" w:hAnsi="Avenir Next" w:cs="Avenir Next" w:eastAsia="Avenir Next"/>
           <w:b/>
           <w:color w:val="003A70"/>
+          <w:sz w:val="22"/>
+          <w:szCs w:val="18"/>
+        </w:rPr>
+        <w:t xml:space="preserve">Step 1</w:t>
+      </w:r>
+      <w:r>
+        <w:rPr>
+          <w:rFonts w:ascii="Avenir Next" w:hAnsi="Avenir Next" w:cs="Avenir Next" w:eastAsia="Avenir Next"/>
+          <w:color w:val="1A1A1A"/>
           <w:sz w:val="18"/>
           <w:szCs w:val="18"/>
         </w:rPr>
-        <w:t xml:space="preserve">Step 1</w:t>
-      </w:r>
-      <w:r>
-        <w:rPr>
-          <w:rFonts w:ascii="Avenir Next" w:hAnsi="Avenir Next" w:cs="Avenir Next" w:eastAsia="Avenir Next"/>
-          <w:color w:val="1A1A1A"/>
-          <w:sz w:val="18"/>
-          <w:szCs w:val="18"/>
-        </w:rPr>
         <w:tab/>
       </w:r>
       <w:r>
         <w:rPr>
           <w:rFonts w:ascii="Avenir Next" w:hAnsi="Avenir Next" w:cs="Avenir Next" w:eastAsia="Avenir Next"/>
           <w:color w:val="1A1A1A"/>
-          <w:sz w:val="21"/>
+          <w:sz w:val="22"/>
           <w:szCs w:val="21"/>
         </w:rPr>
         <w:t xml:space="preserve">The total is </w:t>
@@ -2595,7 +2614,7 @@
         <w:rPr>
           <w:rFonts w:ascii="Avenir Next" w:hAnsi="Avenir Next" w:cs="Avenir Next" w:eastAsia="Avenir Next"/>
           <w:color w:val="1A1A1A"/>
-          <w:sz w:val="21"/>
+          <w:sz w:val="22"/>
           <w:szCs w:val="21"/>
         </w:rPr>
         <w:t xml:space="preserve">.</w:t>
@@ -2607,7 +2626,7 @@
         <w:tabs>
           <w:tab w:val="left" w:pos="1300"/>
         </w:tabs>
-        <w:spacing w:before="0" w:after="24" w:line="272" w:lineRule="auto"/>
+        <w:spacing w:before="0" w:after="24" w:line="256" w:lineRule="auto"/>
         <w:ind w:left="1300" w:hanging="868"/>
       </w:pPr>
       <w:r>
@@ -2615,25 +2634,25 @@
           <w:rFonts w:ascii="Avenir Next" w:hAnsi="Avenir Next" w:cs="Avenir Next" w:eastAsia="Avenir Next"/>
           <w:b/>
           <w:color w:val="003A70"/>
+          <w:sz w:val="22"/>
+          <w:szCs w:val="18"/>
+        </w:rPr>
+        <w:t xml:space="preserve">Step 2</w:t>
+      </w:r>
+      <w:r>
+        <w:rPr>
+          <w:rFonts w:ascii="Avenir Next" w:hAnsi="Avenir Next" w:cs="Avenir Next" w:eastAsia="Avenir Next"/>
+          <w:color w:val="1A1A1A"/>
           <w:sz w:val="18"/>
           <w:szCs w:val="18"/>
         </w:rPr>
-        <w:t xml:space="preserve">Step 2</w:t>
-      </w:r>
-      <w:r>
-        <w:rPr>
-          <w:rFonts w:ascii="Avenir Next" w:hAnsi="Avenir Next" w:cs="Avenir Next" w:eastAsia="Avenir Next"/>
-          <w:color w:val="1A1A1A"/>
-          <w:sz w:val="18"/>
-          <w:szCs w:val="18"/>
-        </w:rPr>
         <w:tab/>
       </w:r>
       <w:r>
         <w:rPr>
           <w:rFonts w:ascii="Avenir Next" w:hAnsi="Avenir Next" w:cs="Avenir Next" w:eastAsia="Avenir Next"/>
           <w:color w:val="1A1A1A"/>
-          <w:sz w:val="21"/>
+          <w:sz w:val="22"/>
           <w:szCs w:val="21"/>
         </w:rPr>
         <w:t xml:space="preserve">There are </w:t>
@@ -2652,7 +2671,7 @@
         <w:rPr>
           <w:rFonts w:ascii="Avenir Next" w:hAnsi="Avenir Next" w:cs="Avenir Next" w:eastAsia="Avenir Next"/>
           <w:color w:val="1A1A1A"/>
-          <w:sz w:val="21"/>
+          <w:sz w:val="22"/>
           <w:szCs w:val="21"/>
         </w:rPr>
         <w:t xml:space="preserve"> groups.</w:t>
@@ -2664,7 +2683,7 @@
         <w:tabs>
           <w:tab w:val="left" w:pos="1300"/>
         </w:tabs>
-        <w:spacing w:before="0" w:after="24" w:line="272" w:lineRule="auto"/>
+        <w:spacing w:before="0" w:after="24" w:line="256" w:lineRule="auto"/>
         <w:ind w:left="1300" w:hanging="868"/>
       </w:pPr>
       <w:r>
@@ -2672,25 +2691,25 @@
           <w:rFonts w:ascii="Avenir Next" w:hAnsi="Avenir Next" w:cs="Avenir Next" w:eastAsia="Avenir Next"/>
           <w:b/>
           <w:color w:val="003A70"/>
+          <w:sz w:val="22"/>
+          <w:szCs w:val="18"/>
+        </w:rPr>
+        <w:t xml:space="preserve">Step 3</w:t>
+      </w:r>
+      <w:r>
+        <w:rPr>
+          <w:rFonts w:ascii="Avenir Next" w:hAnsi="Avenir Next" w:cs="Avenir Next" w:eastAsia="Avenir Next"/>
+          <w:color w:val="1A1A1A"/>
           <w:sz w:val="18"/>
           <w:szCs w:val="18"/>
         </w:rPr>
-        <w:t xml:space="preserve">Step 3</w:t>
-      </w:r>
-      <w:r>
-        <w:rPr>
-          <w:rFonts w:ascii="Avenir Next" w:hAnsi="Avenir Next" w:cs="Avenir Next" w:eastAsia="Avenir Next"/>
-          <w:color w:val="1A1A1A"/>
-          <w:sz w:val="18"/>
-          <w:szCs w:val="18"/>
-        </w:rPr>
         <w:tab/>
       </w:r>
       <w:r>
         <w:rPr>
           <w:rFonts w:ascii="Avenir Next" w:hAnsi="Avenir Next" w:cs="Avenir Next" w:eastAsia="Avenir Next"/>
           <w:color w:val="1A1A1A"/>
-          <w:sz w:val="21"/>
+          <w:sz w:val="22"/>
           <w:szCs w:val="21"/>
         </w:rPr>
         <w:t xml:space="preserve">20 ÷ 5 = </w:t>
@@ -2717,7 +2736,7 @@
         <w:tabs>
           <w:tab w:val="left" w:pos="432"/>
         </w:tabs>
-        <w:spacing w:before="90" w:after="40" w:line="268" w:lineRule="auto"/>
+        <w:spacing w:before="90" w:after="40" w:line="254" w:lineRule="auto"/>
         <w:ind w:left="432" w:hanging="432"/>
       </w:pPr>
       <w:r>
@@ -2755,7 +2774,7 @@
         <w:tabs>
           <w:tab w:val="left" w:pos="1300"/>
         </w:tabs>
-        <w:spacing w:before="0" w:after="24" w:line="272" w:lineRule="auto"/>
+        <w:spacing w:before="0" w:after="24" w:line="256" w:lineRule="auto"/>
         <w:ind w:left="1300" w:hanging="868"/>
       </w:pPr>
       <w:r>
@@ -2763,25 +2782,25 @@
           <w:rFonts w:ascii="Avenir Next" w:hAnsi="Avenir Next" w:cs="Avenir Next" w:eastAsia="Avenir Next"/>
           <w:b/>
           <w:color w:val="003A70"/>
+          <w:sz w:val="22"/>
+          <w:szCs w:val="18"/>
+        </w:rPr>
+        <w:t xml:space="preserve">Step 1</w:t>
+      </w:r>
+      <w:r>
+        <w:rPr>
+          <w:rFonts w:ascii="Avenir Next" w:hAnsi="Avenir Next" w:cs="Avenir Next" w:eastAsia="Avenir Next"/>
+          <w:color w:val="1A1A1A"/>
           <w:sz w:val="18"/>
           <w:szCs w:val="18"/>
         </w:rPr>
-        <w:t xml:space="preserve">Step 1</w:t>
-      </w:r>
-      <w:r>
-        <w:rPr>
-          <w:rFonts w:ascii="Avenir Next" w:hAnsi="Avenir Next" w:cs="Avenir Next" w:eastAsia="Avenir Next"/>
-          <w:color w:val="1A1A1A"/>
-          <w:sz w:val="18"/>
-          <w:szCs w:val="18"/>
-        </w:rPr>
         <w:tab/>
       </w:r>
       <w:r>
         <w:rPr>
           <w:rFonts w:ascii="Avenir Next" w:hAnsi="Avenir Next" w:cs="Avenir Next" w:eastAsia="Avenir Next"/>
           <w:color w:val="1A1A1A"/>
-          <w:sz w:val="21"/>
+          <w:sz w:val="22"/>
           <w:szCs w:val="21"/>
         </w:rPr>
         <w:t xml:space="preserve">The total is </w:t>
@@ -2800,7 +2819,7 @@
         <w:rPr>
           <w:rFonts w:ascii="Avenir Next" w:hAnsi="Avenir Next" w:cs="Avenir Next" w:eastAsia="Avenir Next"/>
           <w:color w:val="1A1A1A"/>
-          <w:sz w:val="21"/>
+          <w:sz w:val="22"/>
           <w:szCs w:val="21"/>
         </w:rPr>
         <w:t xml:space="preserve">.</w:t>
@@ -2812,7 +2831,7 @@
         <w:tabs>
           <w:tab w:val="left" w:pos="1300"/>
         </w:tabs>
-        <w:spacing w:before="0" w:after="24" w:line="272" w:lineRule="auto"/>
+        <w:spacing w:before="0" w:after="24" w:line="256" w:lineRule="auto"/>
         <w:ind w:left="1300" w:hanging="868"/>
       </w:pPr>
       <w:r>
@@ -2820,25 +2839,25 @@
           <w:rFonts w:ascii="Avenir Next" w:hAnsi="Avenir Next" w:cs="Avenir Next" w:eastAsia="Avenir Next"/>
           <w:b/>
           <w:color w:val="003A70"/>
+          <w:sz w:val="22"/>
+          <w:szCs w:val="18"/>
+        </w:rPr>
+        <w:t xml:space="preserve">Step 2</w:t>
+      </w:r>
+      <w:r>
+        <w:rPr>
+          <w:rFonts w:ascii="Avenir Next" w:hAnsi="Avenir Next" w:cs="Avenir Next" w:eastAsia="Avenir Next"/>
+          <w:color w:val="1A1A1A"/>
           <w:sz w:val="18"/>
           <w:szCs w:val="18"/>
         </w:rPr>
-        <w:t xml:space="preserve">Step 2</w:t>
-      </w:r>
-      <w:r>
-        <w:rPr>
-          <w:rFonts w:ascii="Avenir Next" w:hAnsi="Avenir Next" w:cs="Avenir Next" w:eastAsia="Avenir Next"/>
-          <w:color w:val="1A1A1A"/>
-          <w:sz w:val="18"/>
-          <w:szCs w:val="18"/>
-        </w:rPr>
         <w:tab/>
       </w:r>
       <w:r>
         <w:rPr>
           <w:rFonts w:ascii="Avenir Next" w:hAnsi="Avenir Next" w:cs="Avenir Next" w:eastAsia="Avenir Next"/>
           <w:color w:val="1A1A1A"/>
-          <w:sz w:val="21"/>
+          <w:sz w:val="22"/>
           <w:szCs w:val="21"/>
         </w:rPr>
         <w:t xml:space="preserve">There are </w:t>
@@ -2857,7 +2876,7 @@
         <w:rPr>
           <w:rFonts w:ascii="Avenir Next" w:hAnsi="Avenir Next" w:cs="Avenir Next" w:eastAsia="Avenir Next"/>
           <w:color w:val="1A1A1A"/>
-          <w:sz w:val="21"/>
+          <w:sz w:val="22"/>
           <w:szCs w:val="21"/>
         </w:rPr>
         <w:t xml:space="preserve"> groups.</w:t>
@@ -2869,7 +2888,7 @@
         <w:tabs>
           <w:tab w:val="left" w:pos="1300"/>
         </w:tabs>
-        <w:spacing w:before="0" w:after="24" w:line="272" w:lineRule="auto"/>
+        <w:spacing w:before="0" w:after="24" w:line="256" w:lineRule="auto"/>
         <w:ind w:left="1300" w:hanging="868"/>
       </w:pPr>
       <w:r>
@@ -2877,25 +2896,25 @@
           <w:rFonts w:ascii="Avenir Next" w:hAnsi="Avenir Next" w:cs="Avenir Next" w:eastAsia="Avenir Next"/>
           <w:b/>
           <w:color w:val="003A70"/>
+          <w:sz w:val="22"/>
+          <w:szCs w:val="18"/>
+        </w:rPr>
+        <w:t xml:space="preserve">Step 3</w:t>
+      </w:r>
+      <w:r>
+        <w:rPr>
+          <w:rFonts w:ascii="Avenir Next" w:hAnsi="Avenir Next" w:cs="Avenir Next" w:eastAsia="Avenir Next"/>
+          <w:color w:val="1A1A1A"/>
           <w:sz w:val="18"/>
           <w:szCs w:val="18"/>
         </w:rPr>
-        <w:t xml:space="preserve">Step 3</w:t>
-      </w:r>
-      <w:r>
-        <w:rPr>
-          <w:rFonts w:ascii="Avenir Next" w:hAnsi="Avenir Next" w:cs="Avenir Next" w:eastAsia="Avenir Next"/>
-          <w:color w:val="1A1A1A"/>
-          <w:sz w:val="18"/>
-          <w:szCs w:val="18"/>
-        </w:rPr>
         <w:tab/>
       </w:r>
       <w:r>
         <w:rPr>
           <w:rFonts w:ascii="Avenir Next" w:hAnsi="Avenir Next" w:cs="Avenir Next" w:eastAsia="Avenir Next"/>
           <w:color w:val="1A1A1A"/>
-          <w:sz w:val="21"/>
+          <w:sz w:val="22"/>
           <w:szCs w:val="21"/>
         </w:rPr>
         <w:t xml:space="preserve">96 ÷ 8 = </w:t>
@@ -2918,6 +2937,7 @@
     </w:p>
     <w:p>
       <w:pPr>
+        <w:pStyle w:val="Heading2"/>
         <w:keepNext/>
         <w:pBdr>
           <w:bottom w:val="single" w:sz="8" w:space="3" w:color="003A70"/>
@@ -2933,7 +2953,7 @@
           <w:b/>
           <w:color w:val="003A70"/>
           <w:spacing w:val="14"/>
-          <w:sz w:val="19"/>
+          <w:sz w:val="22"/>
           <w:szCs w:val="19"/>
         </w:rPr>
         <w:t xml:space="preserve">YOUR TURN</w:t>
@@ -2952,7 +2972,7 @@
           <w:rFonts w:ascii="Avenir Next" w:hAnsi="Avenir Next" w:cs="Avenir Next" w:eastAsia="Avenir Next"/>
           <w:i/>
           <w:color w:val="5A5F66"/>
-          <w:sz w:val="17"/>
+          <w:sz w:val="22"/>
           <w:szCs w:val="17"/>
         </w:rPr>
         <w:t xml:space="preserve">use the steps on your own</w:t>
@@ -3002,7 +3022,7 @@
               <w:tabs>
                 <w:tab w:val="left" w:pos="432"/>
               </w:tabs>
-              <w:spacing w:before="90" w:after="40" w:line="268" w:lineRule="auto"/>
+              <w:spacing w:before="90" w:after="40" w:line="254" w:lineRule="auto"/>
               <w:ind w:left="432" w:hanging="432"/>
             </w:pPr>
             <w:r>
@@ -3076,7 +3096,7 @@
                     <w:tabs>
                       <w:tab w:val="left" w:pos="340"/>
                     </w:tabs>
-                    <w:spacing w:before="0" w:after="0" w:line="276" w:lineRule="auto"/>
+                    <w:spacing w:before="0" w:after="0" w:line="258" w:lineRule="auto"/>
                     <w:ind w:left="340" w:hanging="340"/>
                   </w:pPr>
                   <w:r>
@@ -3124,7 +3144,7 @@
                       <w:szCs w:val="22"/>
                       <w:u w:val="single"/>
                     </w:rPr>
-                    <w:t xml:space="preserve">        </w:t>
+                    <w:t xml:space="preserve">            </w:t>
                   </w:r>
                 </w:p>
               </w:tc>
@@ -3138,7 +3158,7 @@
                     <w:tabs>
                       <w:tab w:val="left" w:pos="340"/>
                     </w:tabs>
-                    <w:spacing w:before="0" w:after="0" w:line="276" w:lineRule="auto"/>
+                    <w:spacing w:before="0" w:after="0" w:line="258" w:lineRule="auto"/>
                     <w:ind w:left="340" w:hanging="340"/>
                   </w:pPr>
                   <w:r>
@@ -3186,7 +3206,7 @@
                       <w:szCs w:val="22"/>
                       <w:u w:val="single"/>
                     </w:rPr>
-                    <w:t xml:space="preserve">        </w:t>
+                    <w:t xml:space="preserve">            </w:t>
                   </w:r>
                 </w:p>
               </w:tc>
@@ -3200,7 +3220,7 @@
                     <w:tabs>
                       <w:tab w:val="left" w:pos="340"/>
                     </w:tabs>
-                    <w:spacing w:before="0" w:after="0" w:line="276" w:lineRule="auto"/>
+                    <w:spacing w:before="0" w:after="0" w:line="258" w:lineRule="auto"/>
                     <w:ind w:left="340" w:hanging="340"/>
                   </w:pPr>
                   <w:r>
@@ -3248,7 +3268,7 @@
                       <w:szCs w:val="22"/>
                       <w:u w:val="single"/>
                     </w:rPr>
-                    <w:t xml:space="preserve">        </w:t>
+                    <w:t xml:space="preserve">            </w:t>
                   </w:r>
                 </w:p>
               </w:tc>
@@ -3268,7 +3288,7 @@
                     <w:tabs>
                       <w:tab w:val="left" w:pos="340"/>
                     </w:tabs>
-                    <w:spacing w:before="0" w:after="0" w:line="276" w:lineRule="auto"/>
+                    <w:spacing w:before="0" w:after="0" w:line="258" w:lineRule="auto"/>
                     <w:ind w:left="340" w:hanging="340"/>
                   </w:pPr>
                   <w:r>
@@ -3316,7 +3336,7 @@
                       <w:szCs w:val="22"/>
                       <w:u w:val="single"/>
                     </w:rPr>
-                    <w:t xml:space="preserve">        </w:t>
+                    <w:t xml:space="preserve">            </w:t>
                   </w:r>
                 </w:p>
               </w:tc>
@@ -3330,7 +3350,7 @@
                     <w:tabs>
                       <w:tab w:val="left" w:pos="340"/>
                     </w:tabs>
-                    <w:spacing w:before="0" w:after="0" w:line="276" w:lineRule="auto"/>
+                    <w:spacing w:before="0" w:after="0" w:line="258" w:lineRule="auto"/>
                     <w:ind w:left="340" w:hanging="340"/>
                   </w:pPr>
                   <w:r>
@@ -3378,7 +3398,7 @@
                       <w:szCs w:val="22"/>
                       <w:u w:val="single"/>
                     </w:rPr>
-                    <w:t xml:space="preserve">        </w:t>
+                    <w:t xml:space="preserve">            </w:t>
                   </w:r>
                 </w:p>
               </w:tc>
@@ -3392,7 +3412,7 @@
                     <w:tabs>
                       <w:tab w:val="left" w:pos="340"/>
                     </w:tabs>
-                    <w:spacing w:before="0" w:after="0" w:line="276" w:lineRule="auto"/>
+                    <w:spacing w:before="0" w:after="0" w:line="258" w:lineRule="auto"/>
                     <w:ind w:left="340" w:hanging="340"/>
                   </w:pPr>
                   <w:r>
@@ -3440,7 +3460,7 @@
                       <w:szCs w:val="22"/>
                       <w:u w:val="single"/>
                     </w:rPr>
-                    <w:t xml:space="preserve">        </w:t>
+                    <w:t xml:space="preserve">            </w:t>
                   </w:r>
                 </w:p>
               </w:tc>
@@ -3461,6 +3481,7 @@
     </w:p>
     <w:p>
       <w:pPr>
+        <w:pStyle w:val="Heading2"/>
         <w:keepNext/>
         <w:pBdr>
           <w:bottom w:val="single" w:sz="8" w:space="3" w:color="003A70"/>
@@ -3476,7 +3497,7 @@
           <w:b/>
           <w:color w:val="003A70"/>
           <w:spacing w:val="14"/>
-          <w:sz w:val="19"/>
+          <w:sz w:val="22"/>
           <w:szCs w:val="19"/>
         </w:rPr>
         <w:t xml:space="preserve">READY CHECK</w:t>
@@ -3495,7 +3516,7 @@
           <w:rFonts w:ascii="Avenir Next" w:hAnsi="Avenir Next" w:cs="Avenir Next" w:eastAsia="Avenir Next"/>
           <w:i/>
           <w:color w:val="5A5F66"/>
-          <w:sz w:val="17"/>
+          <w:sz w:val="22"/>
           <w:szCs w:val="17"/>
         </w:rPr>
         <w:t xml:space="preserve">a problem like the one in today’s lesson</w:t>
@@ -3545,7 +3566,7 @@
               <w:tabs>
                 <w:tab w:val="left" w:pos="432"/>
               </w:tabs>
-              <w:spacing w:before="90" w:after="40" w:line="268" w:lineRule="auto"/>
+              <w:spacing w:before="90" w:after="40" w:line="254" w:lineRule="auto"/>
               <w:ind w:left="432" w:hanging="432"/>
             </w:pPr>
             <w:r>
@@ -3619,7 +3640,7 @@
                     <w:tabs>
                       <w:tab w:val="left" w:pos="340"/>
                     </w:tabs>
-                    <w:spacing w:before="0" w:after="0" w:line="264" w:lineRule="auto"/>
+                    <w:spacing w:before="0" w:after="0" w:line="252" w:lineRule="auto"/>
                     <w:ind w:left="340" w:hanging="340"/>
                   </w:pPr>
                   <w:r>
@@ -3627,25 +3648,25 @@
                       <w:rFonts w:ascii="Avenir Next" w:hAnsi="Avenir Next" w:cs="Avenir Next" w:eastAsia="Avenir Next"/>
                       <w:b/>
                       <w:color w:val="003A70"/>
+                      <w:sz w:val="22"/>
+                      <w:szCs w:val="21"/>
+                    </w:rPr>
+                    <w:t xml:space="preserve">A</w:t>
+                  </w:r>
+                  <w:r>
+                    <w:rPr>
+                      <w:rFonts w:ascii="Avenir Next" w:hAnsi="Avenir Next" w:cs="Avenir Next" w:eastAsia="Avenir Next"/>
+                      <w:color w:val="1A1A1A"/>
                       <w:sz w:val="21"/>
                       <w:szCs w:val="21"/>
                     </w:rPr>
-                    <w:t xml:space="preserve">A</w:t>
-                  </w:r>
-                  <w:r>
-                    <w:rPr>
-                      <w:rFonts w:ascii="Avenir Next" w:hAnsi="Avenir Next" w:cs="Avenir Next" w:eastAsia="Avenir Next"/>
-                      <w:color w:val="1A1A1A"/>
-                      <w:sz w:val="21"/>
-                      <w:szCs w:val="21"/>
-                    </w:rPr>
                     <w:tab/>
                   </w:r>
                   <w:r>
                     <w:rPr>
                       <w:rFonts w:ascii="Avenir Next" w:hAnsi="Avenir Next" w:cs="Avenir Next" w:eastAsia="Avenir Next"/>
                       <w:color w:val="1A1A1A"/>
-                      <w:sz w:val="21"/>
+                      <w:sz w:val="22"/>
                       <w:szCs w:val="21"/>
                     </w:rPr>
                     <w:t xml:space="preserve">$5</w:t>
@@ -3662,7 +3683,7 @@
                     <w:tabs>
                       <w:tab w:val="left" w:pos="340"/>
                     </w:tabs>
-                    <w:spacing w:before="0" w:after="0" w:line="264" w:lineRule="auto"/>
+                    <w:spacing w:before="0" w:after="0" w:line="252" w:lineRule="auto"/>
                     <w:ind w:left="340" w:hanging="340"/>
                   </w:pPr>
                   <w:r>
@@ -3670,25 +3691,25 @@
                       <w:rFonts w:ascii="Avenir Next" w:hAnsi="Avenir Next" w:cs="Avenir Next" w:eastAsia="Avenir Next"/>
                       <w:b/>
                       <w:color w:val="003A70"/>
+                      <w:sz w:val="22"/>
+                      <w:szCs w:val="21"/>
+                    </w:rPr>
+                    <w:t xml:space="preserve">B</w:t>
+                  </w:r>
+                  <w:r>
+                    <w:rPr>
+                      <w:rFonts w:ascii="Avenir Next" w:hAnsi="Avenir Next" w:cs="Avenir Next" w:eastAsia="Avenir Next"/>
+                      <w:color w:val="1A1A1A"/>
                       <w:sz w:val="21"/>
                       <w:szCs w:val="21"/>
                     </w:rPr>
-                    <w:t xml:space="preserve">B</w:t>
-                  </w:r>
-                  <w:r>
-                    <w:rPr>
-                      <w:rFonts w:ascii="Avenir Next" w:hAnsi="Avenir Next" w:cs="Avenir Next" w:eastAsia="Avenir Next"/>
-                      <w:color w:val="1A1A1A"/>
-                      <w:sz w:val="21"/>
-                      <w:szCs w:val="21"/>
-                    </w:rPr>
                     <w:tab/>
                   </w:r>
                   <w:r>
                     <w:rPr>
                       <w:rFonts w:ascii="Avenir Next" w:hAnsi="Avenir Next" w:cs="Avenir Next" w:eastAsia="Avenir Next"/>
                       <w:color w:val="1A1A1A"/>
-                      <w:sz w:val="21"/>
+                      <w:sz w:val="22"/>
                       <w:szCs w:val="21"/>
                     </w:rPr>
                     <w:t xml:space="preserve">$9</w:t>
@@ -3705,7 +3726,7 @@
                     <w:tabs>
                       <w:tab w:val="left" w:pos="340"/>
                     </w:tabs>
-                    <w:spacing w:before="0" w:after="0" w:line="264" w:lineRule="auto"/>
+                    <w:spacing w:before="0" w:after="0" w:line="252" w:lineRule="auto"/>
                     <w:ind w:left="340" w:hanging="340"/>
                   </w:pPr>
                   <w:r>
@@ -3713,25 +3734,25 @@
                       <w:rFonts w:ascii="Avenir Next" w:hAnsi="Avenir Next" w:cs="Avenir Next" w:eastAsia="Avenir Next"/>
                       <w:b/>
                       <w:color w:val="003A70"/>
+                      <w:sz w:val="22"/>
+                      <w:szCs w:val="21"/>
+                    </w:rPr>
+                    <w:t xml:space="preserve">C</w:t>
+                  </w:r>
+                  <w:r>
+                    <w:rPr>
+                      <w:rFonts w:ascii="Avenir Next" w:hAnsi="Avenir Next" w:cs="Avenir Next" w:eastAsia="Avenir Next"/>
+                      <w:color w:val="1A1A1A"/>
                       <w:sz w:val="21"/>
                       <w:szCs w:val="21"/>
                     </w:rPr>
-                    <w:t xml:space="preserve">C</w:t>
-                  </w:r>
-                  <w:r>
-                    <w:rPr>
-                      <w:rFonts w:ascii="Avenir Next" w:hAnsi="Avenir Next" w:cs="Avenir Next" w:eastAsia="Avenir Next"/>
-                      <w:color w:val="1A1A1A"/>
-                      <w:sz w:val="21"/>
-                      <w:szCs w:val="21"/>
-                    </w:rPr>
                     <w:tab/>
                   </w:r>
                   <w:r>
                     <w:rPr>
                       <w:rFonts w:ascii="Avenir Next" w:hAnsi="Avenir Next" w:cs="Avenir Next" w:eastAsia="Avenir Next"/>
                       <w:color w:val="1A1A1A"/>
-                      <w:sz w:val="21"/>
+                      <w:sz w:val="22"/>
                       <w:szCs w:val="21"/>
                     </w:rPr>
                     <w:t xml:space="preserve">$4</w:t>
@@ -3748,7 +3769,7 @@
                     <w:tabs>
                       <w:tab w:val="left" w:pos="340"/>
                     </w:tabs>
-                    <w:spacing w:before="0" w:after="0" w:line="264" w:lineRule="auto"/>
+                    <w:spacing w:before="0" w:after="0" w:line="252" w:lineRule="auto"/>
                     <w:ind w:left="340" w:hanging="340"/>
                   </w:pPr>
                   <w:r>
@@ -3756,25 +3777,25 @@
                       <w:rFonts w:ascii="Avenir Next" w:hAnsi="Avenir Next" w:cs="Avenir Next" w:eastAsia="Avenir Next"/>
                       <w:b/>
                       <w:color w:val="003A70"/>
+                      <w:sz w:val="22"/>
+                      <w:szCs w:val="21"/>
+                    </w:rPr>
+                    <w:t xml:space="preserve">D</w:t>
+                  </w:r>
+                  <w:r>
+                    <w:rPr>
+                      <w:rFonts w:ascii="Avenir Next" w:hAnsi="Avenir Next" w:cs="Avenir Next" w:eastAsia="Avenir Next"/>
+                      <w:color w:val="1A1A1A"/>
                       <w:sz w:val="21"/>
                       <w:szCs w:val="21"/>
                     </w:rPr>
-                    <w:t xml:space="preserve">D</w:t>
-                  </w:r>
-                  <w:r>
-                    <w:rPr>
-                      <w:rFonts w:ascii="Avenir Next" w:hAnsi="Avenir Next" w:cs="Avenir Next" w:eastAsia="Avenir Next"/>
-                      <w:color w:val="1A1A1A"/>
-                      <w:sz w:val="21"/>
-                      <w:szCs w:val="21"/>
-                    </w:rPr>
                     <w:tab/>
                   </w:r>
                   <w:r>
                     <w:rPr>
                       <w:rFonts w:ascii="Avenir Next" w:hAnsi="Avenir Next" w:cs="Avenir Next" w:eastAsia="Avenir Next"/>
                       <w:color w:val="1A1A1A"/>
-                      <w:sz w:val="21"/>
+                      <w:sz w:val="22"/>
                       <w:szCs w:val="21"/>
                     </w:rPr>
                     <w:t xml:space="preserve">$20</w:t>
@@ -3823,19 +3844,42 @@
         <w:tblLook w:val="0000" w:firstRow="0" w:lastRow="0" w:firstColumn="0" w:lastColumn="0" w:noHBand="1" w:noVBand="1"/>
       </w:tblPr>
       <w:tblGrid>
-        <w:gridCol w:w="2000"/>
-        <w:gridCol w:w="2300"/>
-        <w:gridCol w:w="2100"/>
-        <w:gridCol w:w="3104"/>
+        <w:gridCol w:w="1750"/>
+        <w:gridCol w:w="2500"/>
+        <w:gridCol w:w="2200"/>
+        <w:gridCol w:w="3054"/>
       </w:tblGrid>
       <w:tr>
         <w:trPr>
           <w:cantSplit/>
-          <w:trHeight w:val="320" w:hRule="atLeast"/>
+          <w:trHeight w:val="300" w:hRule="atLeast"/>
         </w:trPr>
         <w:tc>
           <w:tcPr>
-            <w:tcW w:w="2000" w:type="dxa"/>
+            <w:tcW w:w="1750" w:type="dxa"/>
+            <w:vAlign w:val="center"/>
+          </w:tcPr>
+          <w:p>
+            <w:pPr>
+              <w:pStyle w:val="Heading2"/>
+              <w:spacing w:before="0" w:after="0" w:line="240" w:lineRule="auto"/>
+            </w:pPr>
+            <w:r>
+              <w:rPr>
+                <w:rFonts w:ascii="Avenir Next" w:hAnsi="Avenir Next" w:cs="Avenir Next" w:eastAsia="Avenir Next"/>
+                <w:b/>
+                <w:color w:val="003A70"/>
+                <w:spacing w:val="12"/>
+                <w:sz w:val="15"/>
+                <w:szCs w:val="15"/>
+              </w:rPr>
+              <w:t xml:space="preserve">CHECK YOURSELF</w:t>
+            </w:r>
+          </w:p>
+        </w:tc>
+        <w:tc>
+          <w:tcPr>
+            <w:tcW w:w="2500" w:type="dxa"/>
             <w:vAlign w:val="center"/>
           </w:tcPr>
           <w:p>
@@ -3844,20 +3888,27 @@
             </w:pPr>
             <w:r>
               <w:rPr>
-                <w:rFonts w:ascii="Avenir Next" w:hAnsi="Avenir Next" w:cs="Avenir Next" w:eastAsia="Avenir Next"/>
-                <w:b/>
-                <w:color w:val="003A70"/>
-                <w:spacing w:val="12"/>
-                <w:sz w:val="15"/>
-                <w:szCs w:val="15"/>
-              </w:rPr>
-              <w:t xml:space="preserve">CHECK YOURSELF</w:t>
+                <w:rFonts w:ascii="Arial" w:hAnsi="Arial" w:cs="Arial" w:eastAsia="Arial"/>
+                <w:color w:val="1A1A1A"/>
+                <w:sz w:val="20"/>
+                <w:szCs w:val="20"/>
+              </w:rPr>
+              <w:t xml:space="preserve">□</w:t>
+            </w:r>
+            <w:r>
+              <w:rPr>
+                <w:rFonts w:ascii="Avenir Next" w:hAnsi="Avenir Next" w:cs="Avenir Next" w:eastAsia="Avenir Next"/>
+                <w:color w:val="1A1A1A"/>
+                <w:sz w:val="17"/>
+                <w:szCs w:val="17"/>
+              </w:rPr>
+              <w:t xml:space="preserve">  I can do this on my own</w:t>
             </w:r>
           </w:p>
         </w:tc>
         <w:tc>
           <w:tcPr>
-            <w:tcW w:w="2300" w:type="dxa"/>
+            <w:tcW w:w="2200" w:type="dxa"/>
             <w:vAlign w:val="center"/>
           </w:tcPr>
           <w:p>
@@ -3868,8 +3919,8 @@
               <w:rPr>
                 <w:rFonts w:ascii="Arial" w:hAnsi="Arial" w:cs="Arial" w:eastAsia="Arial"/>
                 <w:color w:val="1A1A1A"/>
-                <w:sz w:val="24"/>
-                <w:szCs w:val="24"/>
+                <w:sz w:val="20"/>
+                <w:szCs w:val="20"/>
               </w:rPr>
               <w:t xml:space="preserve">□</w:t>
             </w:r>
@@ -3880,13 +3931,13 @@
                 <w:sz w:val="17"/>
                 <w:szCs w:val="17"/>
               </w:rPr>
-              <w:t xml:space="preserve">  I can do this on my own</w:t>
+              <w:t xml:space="preserve">  I need a little help</w:t>
             </w:r>
           </w:p>
         </w:tc>
         <w:tc>
           <w:tcPr>
-            <w:tcW w:w="2100" w:type="dxa"/>
+            <w:tcW w:w="3054" w:type="dxa"/>
             <w:vAlign w:val="center"/>
           </w:tcPr>
           <w:p>
@@ -3897,37 +3948,8 @@
               <w:rPr>
                 <w:rFonts w:ascii="Arial" w:hAnsi="Arial" w:cs="Arial" w:eastAsia="Arial"/>
                 <w:color w:val="1A1A1A"/>
-                <w:sz w:val="24"/>
-                <w:szCs w:val="24"/>
-              </w:rPr>
-              <w:t xml:space="preserve">□</w:t>
-            </w:r>
-            <w:r>
-              <w:rPr>
-                <w:rFonts w:ascii="Avenir Next" w:hAnsi="Avenir Next" w:cs="Avenir Next" w:eastAsia="Avenir Next"/>
-                <w:color w:val="1A1A1A"/>
-                <w:sz w:val="17"/>
-                <w:szCs w:val="17"/>
-              </w:rPr>
-              <w:t xml:space="preserve">  I need a little help</w:t>
-            </w:r>
-          </w:p>
-        </w:tc>
-        <w:tc>
-          <w:tcPr>
-            <w:tcW w:w="3104" w:type="dxa"/>
-            <w:vAlign w:val="center"/>
-          </w:tcPr>
-          <w:p>
-            <w:pPr>
-              <w:spacing w:before="0" w:after="0" w:line="240" w:lineRule="auto"/>
-            </w:pPr>
-            <w:r>
-              <w:rPr>
-                <w:rFonts w:ascii="Arial" w:hAnsi="Arial" w:cs="Arial" w:eastAsia="Arial"/>
-                <w:color w:val="1A1A1A"/>
-                <w:sz w:val="24"/>
-                <w:szCs w:val="24"/>
+                <w:sz w:val="20"/>
+                <w:szCs w:val="20"/>
               </w:rPr>
               <w:t xml:space="preserve">□</w:t>
             </w:r>
@@ -3962,7 +3984,7 @@
     <w:sectPr>
       <w:footerReference w:type="default" r:id="rIdFooter1"/>
       <w:pgSz w:w="12240" w:h="15840"/>
-      <w:pgMar w:top="893" w:right="1224" w:bottom="835" w:left="1512" w:header="432" w:footer="432" w:gutter="0"/>
+      <w:pgMar w:top="780" w:right="1224" w:bottom="760" w:left="1512" w:header="432" w:footer="432" w:gutter="0"/>
       <w:cols w:space="720"/>
     </w:sectPr>
   </w:body>
@@ -4042,7 +4064,106 @@
               <w:sz w:val="15"/>
               <w:szCs w:val="15"/>
             </w:rPr>
-            <w:t xml:space="preserve">Lesson 3-1  ·  Session 2  ·  Prerequisite Practice A</w:t>
+            <w:t xml:space="preserve">3-1 · Page </w:t>
+          </w:r>
+          <w:r>
+            <w:rPr>
+              <w:rFonts w:ascii="Avenir Next" w:hAnsi="Avenir Next" w:cs="Avenir Next" w:eastAsia="Avenir Next"/>
+              <w:color w:val="5A5F66"/>
+              <w:sz w:val="15"/>
+              <w:szCs w:val="15"/>
+            </w:rPr>
+            <w:fldChar w:fldCharType="begin"/>
+          </w:r>
+          <w:r>
+            <w:rPr>
+              <w:rFonts w:ascii="Avenir Next" w:hAnsi="Avenir Next" w:cs="Avenir Next" w:eastAsia="Avenir Next"/>
+              <w:color w:val="5A5F66"/>
+              <w:sz w:val="15"/>
+              <w:szCs w:val="15"/>
+            </w:rPr>
+            <w:instrText xml:space="preserve"> PAGE </w:instrText>
+          </w:r>
+          <w:r>
+            <w:rPr>
+              <w:rFonts w:ascii="Avenir Next" w:hAnsi="Avenir Next" w:cs="Avenir Next" w:eastAsia="Avenir Next"/>
+              <w:color w:val="5A5F66"/>
+              <w:sz w:val="15"/>
+              <w:szCs w:val="15"/>
+            </w:rPr>
+            <w:fldChar w:fldCharType="separate"/>
+          </w:r>
+          <w:r>
+            <w:rPr>
+              <w:rFonts w:ascii="Avenir Next" w:hAnsi="Avenir Next" w:cs="Avenir Next" w:eastAsia="Avenir Next"/>
+              <w:color w:val="5A5F66"/>
+              <w:sz w:val="15"/>
+              <w:szCs w:val="15"/>
+            </w:rPr>
+            <w:t xml:space="preserve">1</w:t>
+          </w:r>
+          <w:r>
+            <w:rPr>
+              <w:rFonts w:ascii="Avenir Next" w:hAnsi="Avenir Next" w:cs="Avenir Next" w:eastAsia="Avenir Next"/>
+              <w:color w:val="5A5F66"/>
+              <w:sz w:val="15"/>
+              <w:szCs w:val="15"/>
+            </w:rPr>
+            <w:fldChar w:fldCharType="end"/>
+          </w:r>
+          <w:r>
+            <w:rPr>
+              <w:rFonts w:ascii="Avenir Next" w:hAnsi="Avenir Next" w:cs="Avenir Next" w:eastAsia="Avenir Next"/>
+              <w:color w:val="5A5F66"/>
+              <w:sz w:val="15"/>
+              <w:szCs w:val="15"/>
+            </w:rPr>
+            <w:t xml:space="preserve"> of </w:t>
+          </w:r>
+          <w:r>
+            <w:rPr>
+              <w:rFonts w:ascii="Avenir Next" w:hAnsi="Avenir Next" w:cs="Avenir Next" w:eastAsia="Avenir Next"/>
+              <w:color w:val="5A5F66"/>
+              <w:sz w:val="15"/>
+              <w:szCs w:val="15"/>
+            </w:rPr>
+            <w:fldChar w:fldCharType="begin"/>
+          </w:r>
+          <w:r>
+            <w:rPr>
+              <w:rFonts w:ascii="Avenir Next" w:hAnsi="Avenir Next" w:cs="Avenir Next" w:eastAsia="Avenir Next"/>
+              <w:color w:val="5A5F66"/>
+              <w:sz w:val="15"/>
+              <w:szCs w:val="15"/>
+            </w:rPr>
+            <w:instrText xml:space="preserve"> NUMPAGES </w:instrText>
+          </w:r>
+          <w:r>
+            <w:rPr>
+              <w:rFonts w:ascii="Avenir Next" w:hAnsi="Avenir Next" w:cs="Avenir Next" w:eastAsia="Avenir Next"/>
+              <w:color w:val="5A5F66"/>
+              <w:sz w:val="15"/>
+              <w:szCs w:val="15"/>
+            </w:rPr>
+            <w:fldChar w:fldCharType="separate"/>
+          </w:r>
+          <w:r>
+            <w:rPr>
+              <w:rFonts w:ascii="Avenir Next" w:hAnsi="Avenir Next" w:cs="Avenir Next" w:eastAsia="Avenir Next"/>
+              <w:color w:val="5A5F66"/>
+              <w:sz w:val="15"/>
+              <w:szCs w:val="15"/>
+            </w:rPr>
+            <w:t xml:space="preserve">1</w:t>
+          </w:r>
+          <w:r>
+            <w:rPr>
+              <w:rFonts w:ascii="Avenir Next" w:hAnsi="Avenir Next" w:cs="Avenir Next" w:eastAsia="Avenir Next"/>
+              <w:color w:val="5A5F66"/>
+              <w:sz w:val="15"/>
+              <w:szCs w:val="15"/>
+            </w:rPr>
+            <w:fldChar w:fldCharType="end"/>
           </w:r>
         </w:p>
       </w:tc>
@@ -4085,5 +4206,23 @@
       </w:tblCellMar>
     </w:tblPr>
   </w:style>
+  <w:style w:type="paragraph" w:styleId="Heading1">
+    <w:name w:val="heading 1"/>
+    <w:basedOn w:val="Normal"/>
+    <w:pPr>
+      <w:outlineLvl w:val="0"/>
+      <w:keepNext w:val="0"/>
+      <w:keepLines w:val="0"/>
+    </w:pPr>
+  </w:style>
+  <w:style w:type="paragraph" w:styleId="Heading2">
+    <w:name w:val="heading 2"/>
+    <w:basedOn w:val="Normal"/>
+    <w:pPr>
+      <w:outlineLvl w:val="1"/>
+      <w:keepNext w:val="0"/>
+      <w:keepLines w:val="0"/>
+    </w:pPr>
+  </w:style>
 </w:styles>
 </file>